--- a/courses/4/uifis/reports/UIFIS_practice-17_report-template.docx
+++ b/courses/4/uifis/reports/UIFIS_practice-17_report-template.docx
@@ -77,6 +77,15 @@
       </w:r>
     </w:p>
     <w:p/>
+    <w:p>
+      <w:r>
+        <w:rPr>
+          <w:b/>
+          <w:sz w:val="24"/>
+        </w:rPr>
+        <w:t>Ход работы</w:t>
+      </w:r>
+    </w:p>
     <w:p>
       <w:r>
         <w:rPr>
@@ -1314,7 +1323,7 @@
           <w:b/>
           <w:sz w:val="24"/>
         </w:rPr>
-        <w:t>Скриншоты</w:t>
+        <w:t>Скриншоты выполнения работы</w:t>
       </w:r>
     </w:p>
     <w:p>
@@ -1429,237 +1438,6 @@
           <w:sz w:val="24"/>
         </w:rPr>
         <w:t>________________________________________________________________________</w:t>
-      </w:r>
-    </w:p>
-    <w:p>
-      <w:r>
-        <w:rPr>
-          <w:b w:val="0"/>
-          <w:sz w:val="24"/>
-        </w:rPr>
-        <w:t>________________________________________________________________________</w:t>
-      </w:r>
-    </w:p>
-    <w:p>
-      <w:r>
-        <w:rPr>
-          <w:b w:val="0"/>
-          <w:sz w:val="24"/>
-        </w:rPr>
-        <w:t>________________________________________________________________________</w:t>
-      </w:r>
-    </w:p>
-    <w:p>
-      <w:r>
-        <w:rPr>
-          <w:b w:val="0"/>
-          <w:sz w:val="24"/>
-        </w:rPr>
-        <w:t>________________________________________________________________________</w:t>
-      </w:r>
-    </w:p>
-    <w:p/>
-    <w:p>
-      <w:r>
-        <w:rPr>
-          <w:b/>
-          <w:sz w:val="24"/>
-        </w:rPr>
-        <w:t>Ответы на контрольные вопросы</w:t>
-      </w:r>
-    </w:p>
-    <w:p>
-      <w:r>
-        <w:rPr>
-          <w:b w:val="0"/>
-          <w:sz w:val="24"/>
-        </w:rPr>
-        <w:t>1. Чем аутентификация отличается от авторизации?</w:t>
-      </w:r>
-    </w:p>
-    <w:p>
-      <w:r>
-        <w:rPr>
-          <w:b w:val="0"/>
-          <w:sz w:val="24"/>
-        </w:rPr>
-        <w:t>________________________________________________________________________</w:t>
-      </w:r>
-    </w:p>
-    <w:p>
-      <w:r>
-        <w:rPr>
-          <w:b w:val="0"/>
-          <w:sz w:val="24"/>
-        </w:rPr>
-        <w:t>________________________________________________________________________</w:t>
-      </w:r>
-    </w:p>
-    <w:p>
-      <w:r>
-        <w:rPr>
-          <w:b w:val="0"/>
-          <w:sz w:val="24"/>
-        </w:rPr>
-        <w:t>________________________________________________________________________</w:t>
-      </w:r>
-    </w:p>
-    <w:p/>
-    <w:p>
-      <w:r>
-        <w:rPr>
-          <w:b w:val="0"/>
-          <w:sz w:val="24"/>
-        </w:rPr>
-        <w:t>2. Что такое минимальные права?</w:t>
-      </w:r>
-    </w:p>
-    <w:p>
-      <w:r>
-        <w:rPr>
-          <w:b w:val="0"/>
-          <w:sz w:val="24"/>
-        </w:rPr>
-        <w:t>________________________________________________________________________</w:t>
-      </w:r>
-    </w:p>
-    <w:p>
-      <w:r>
-        <w:rPr>
-          <w:b w:val="0"/>
-          <w:sz w:val="24"/>
-        </w:rPr>
-        <w:t>________________________________________________________________________</w:t>
-      </w:r>
-    </w:p>
-    <w:p>
-      <w:r>
-        <w:rPr>
-          <w:b w:val="0"/>
-          <w:sz w:val="24"/>
-        </w:rPr>
-        <w:t>________________________________________________________________________</w:t>
-      </w:r>
-    </w:p>
-    <w:p/>
-    <w:p>
-      <w:r>
-        <w:rPr>
-          <w:b w:val="0"/>
-          <w:sz w:val="24"/>
-        </w:rPr>
-        <w:t>3. Почему 401 и 403 разные коды?</w:t>
-      </w:r>
-    </w:p>
-    <w:p>
-      <w:r>
-        <w:rPr>
-          <w:b w:val="0"/>
-          <w:sz w:val="24"/>
-        </w:rPr>
-        <w:t>________________________________________________________________________</w:t>
-      </w:r>
-    </w:p>
-    <w:p>
-      <w:r>
-        <w:rPr>
-          <w:b w:val="0"/>
-          <w:sz w:val="24"/>
-        </w:rPr>
-        <w:t>________________________________________________________________________</w:t>
-      </w:r>
-    </w:p>
-    <w:p>
-      <w:r>
-        <w:rPr>
-          <w:b w:val="0"/>
-          <w:sz w:val="24"/>
-        </w:rPr>
-        <w:t>________________________________________________________________________</w:t>
-      </w:r>
-    </w:p>
-    <w:p/>
-    <w:p>
-      <w:r>
-        <w:rPr>
-          <w:b w:val="0"/>
-          <w:sz w:val="24"/>
-        </w:rPr>
-        <w:t>4. Зачем нужен журнал аудита?</w:t>
-      </w:r>
-    </w:p>
-    <w:p>
-      <w:r>
-        <w:rPr>
-          <w:b w:val="0"/>
-          <w:sz w:val="24"/>
-        </w:rPr>
-        <w:t>________________________________________________________________________</w:t>
-      </w:r>
-    </w:p>
-    <w:p>
-      <w:r>
-        <w:rPr>
-          <w:b w:val="0"/>
-          <w:sz w:val="24"/>
-        </w:rPr>
-        <w:t>________________________________________________________________________</w:t>
-      </w:r>
-    </w:p>
-    <w:p>
-      <w:r>
-        <w:rPr>
-          <w:b w:val="0"/>
-          <w:sz w:val="24"/>
-        </w:rPr>
-        <w:t>________________________________________________________________________</w:t>
-      </w:r>
-    </w:p>
-    <w:p/>
-    <w:p>
-      <w:r>
-        <w:rPr>
-          <w:b w:val="0"/>
-          <w:sz w:val="24"/>
-        </w:rPr>
-        <w:t>5. Почему API должен валидировать вход?</w:t>
-      </w:r>
-    </w:p>
-    <w:p>
-      <w:r>
-        <w:rPr>
-          <w:b w:val="0"/>
-          <w:sz w:val="24"/>
-        </w:rPr>
-        <w:t>________________________________________________________________________</w:t>
-      </w:r>
-    </w:p>
-    <w:p>
-      <w:r>
-        <w:rPr>
-          <w:b w:val="0"/>
-          <w:sz w:val="24"/>
-        </w:rPr>
-        <w:t>________________________________________________________________________</w:t>
-      </w:r>
-    </w:p>
-    <w:p>
-      <w:r>
-        <w:rPr>
-          <w:b w:val="0"/>
-          <w:sz w:val="24"/>
-        </w:rPr>
-        <w:t>________________________________________________________________________</w:t>
-      </w:r>
-    </w:p>
-    <w:p/>
-    <w:p>
-      <w:r>
-        <w:rPr>
-          <w:b w:val="0"/>
-          <w:sz w:val="24"/>
-        </w:rPr>
-        <w:t>6. Что проверяет Postman, а что нет?</w:t>
       </w:r>
     </w:p>
     <w:p>

--- a/courses/4/uifis/reports/UIFIS_practice-17_report-template.docx
+++ b/courses/4/uifis/reports/UIFIS_practice-17_report-template.docx
@@ -4,10 +4,13 @@
   <w:body>
     <w:p>
       <w:pPr>
+        <w:spacing w:line="360" w:lineRule="auto" w:before="0" w:after="0"/>
+        <w:ind w:firstLine="0"/>
         <w:jc w:val="center"/>
       </w:pPr>
       <w:r>
         <w:rPr>
+          <w:rFonts w:ascii="Times New Roman" w:hAnsi="Times New Roman" w:eastAsia="Times New Roman" w:cs="Times New Roman"/>
           <w:b/>
           <w:sz w:val="28"/>
         </w:rPr>
@@ -16,81 +19,129 @@
     </w:p>
     <w:p>
       <w:pPr>
+        <w:spacing w:line="360" w:lineRule="auto" w:before="0" w:after="0"/>
+        <w:ind w:firstLine="0"/>
         <w:jc w:val="center"/>
       </w:pPr>
       <w:r>
         <w:rPr>
+          <w:rFonts w:ascii="Times New Roman" w:hAnsi="Times New Roman" w:eastAsia="Times New Roman" w:cs="Times New Roman"/>
           <w:b/>
-          <w:sz w:val="26"/>
+          <w:sz w:val="28"/>
         </w:rPr>
         <w:t>Отчёт по практической работе 17</w:t>
       </w:r>
     </w:p>
     <w:p>
       <w:pPr>
+        <w:spacing w:line="360" w:lineRule="auto" w:before="0" w:after="0"/>
+        <w:ind w:firstLine="0"/>
         <w:jc w:val="center"/>
       </w:pPr>
       <w:r>
         <w:rPr>
+          <w:rFonts w:ascii="Times New Roman" w:hAnsi="Times New Roman" w:eastAsia="Times New Roman" w:cs="Times New Roman"/>
           <w:b w:val="0"/>
-          <w:sz w:val="24"/>
+          <w:sz w:val="28"/>
         </w:rPr>
         <w:t>Тема: Модули ИС и безопасность; API и Postman</w:t>
       </w:r>
     </w:p>
     <w:p/>
     <w:p>
+      <w:pPr>
+        <w:spacing w:line="360" w:lineRule="auto" w:before="0" w:after="0"/>
+        <w:ind w:firstLine="0"/>
+        <w:jc w:val="left"/>
+      </w:pPr>
       <w:r>
         <w:rPr>
+          <w:rFonts w:ascii="Times New Roman" w:hAnsi="Times New Roman" w:eastAsia="Times New Roman" w:cs="Times New Roman"/>
           <w:b w:val="0"/>
-          <w:sz w:val="24"/>
+          <w:sz w:val="28"/>
         </w:rPr>
         <w:t>ФИО студента: ______________________________________</w:t>
       </w:r>
     </w:p>
     <w:p>
+      <w:pPr>
+        <w:spacing w:line="360" w:lineRule="auto" w:before="0" w:after="0"/>
+        <w:ind w:firstLine="0"/>
+        <w:jc w:val="left"/>
+      </w:pPr>
       <w:r>
         <w:rPr>
+          <w:rFonts w:ascii="Times New Roman" w:hAnsi="Times New Roman" w:eastAsia="Times New Roman" w:cs="Times New Roman"/>
           <w:b w:val="0"/>
-          <w:sz w:val="24"/>
+          <w:sz w:val="28"/>
         </w:rPr>
         <w:t>Группа: ______________________  Дата: _______________</w:t>
       </w:r>
     </w:p>
     <w:p/>
     <w:p>
+      <w:pPr>
+        <w:pStyle w:val="Heading1"/>
+        <w:keepNext/>
+        <w:keepLines/>
+        <w:spacing w:line="240" w:lineRule="auto" w:before="240" w:after="0"/>
+        <w:ind w:firstLine="0" w:left="0"/>
+        <w:jc w:val="both"/>
+      </w:pPr>
       <w:r>
         <w:rPr>
-          <w:b/>
-          <w:sz w:val="24"/>
+          <w:rFonts w:ascii="Times New Roman" w:hAnsi="Times New Roman" w:eastAsia="Times New Roman" w:cs="Times New Roman"/>
+          <w:b w:val="0"/>
+          <w:sz w:val="28"/>
         </w:rPr>
         <w:t>Цель работы</w:t>
       </w:r>
     </w:p>
     <w:p>
+      <w:pPr>
+        <w:spacing w:line="360" w:lineRule="auto" w:before="0" w:after="0"/>
+        <w:ind w:firstLine="709"/>
+        <w:jc w:val="both"/>
+      </w:pPr>
       <w:r>
         <w:rPr>
+          <w:rFonts w:ascii="Times New Roman" w:hAnsi="Times New Roman" w:eastAsia="Times New Roman" w:cs="Times New Roman"/>
           <w:b w:val="0"/>
-          <w:sz w:val="24"/>
+          <w:sz w:val="28"/>
         </w:rPr>
         <w:t>Собрать учебный модуль пользователей с ролями и проверкой прав, поднять его как API, проверить запросы в Postman и доказать, что чужой пользователь не получает доступ к запрещённой операции.</w:t>
       </w:r>
     </w:p>
     <w:p/>
     <w:p>
+      <w:pPr>
+        <w:pStyle w:val="Heading1"/>
+        <w:keepNext/>
+        <w:keepLines/>
+        <w:spacing w:line="240" w:lineRule="auto" w:before="240" w:after="0"/>
+        <w:ind w:firstLine="0" w:left="0"/>
+        <w:jc w:val="both"/>
+      </w:pPr>
       <w:r>
         <w:rPr>
-          <w:b/>
-          <w:sz w:val="24"/>
+          <w:rFonts w:ascii="Times New Roman" w:hAnsi="Times New Roman" w:eastAsia="Times New Roman" w:cs="Times New Roman"/>
+          <w:b w:val="0"/>
+          <w:sz w:val="28"/>
         </w:rPr>
         <w:t>Ход работы</w:t>
       </w:r>
     </w:p>
     <w:p>
+      <w:pPr>
+        <w:spacing w:line="360" w:lineRule="auto" w:before="0" w:after="0"/>
+        <w:ind w:firstLine="709"/>
+        <w:jc w:val="both"/>
+      </w:pPr>
       <w:r>
         <w:rPr>
+          <w:rFonts w:ascii="Times New Roman" w:hAnsi="Times New Roman" w:eastAsia="Times New Roman" w:cs="Times New Roman"/>
           <w:b/>
-          <w:sz w:val="24"/>
+          <w:sz w:val="28"/>
         </w:rPr>
         <w:t>Модули и права</w:t>
       </w:r>
@@ -99,6 +150,7 @@
       <w:tblPr>
         <w:tblStyle w:val="TableGrid"/>
         <w:tblW w:type="auto" w:w="0"/>
+        <w:tblLayout w:type="autofit"/>
         <w:tblLook w:firstColumn="1" w:firstRow="1" w:lastColumn="0" w:lastRow="0" w:noHBand="0" w:noVBand="1" w:val="04A0"/>
       </w:tblPr>
       <w:tblGrid>
@@ -113,9 +165,16 @@
             <w:tcW w:type="dxa" w:w="2160"/>
           </w:tcPr>
           <w:p>
+            <w:pPr>
+              <w:spacing w:line="360" w:lineRule="auto" w:before="0" w:after="0"/>
+              <w:ind w:firstLine="0"/>
+              <w:jc w:val="center"/>
+            </w:pPr>
             <w:r>
               <w:rPr>
-                <w:sz w:val="18"/>
+                <w:rFonts w:ascii="Times New Roman" w:hAnsi="Times New Roman" w:eastAsia="Times New Roman" w:cs="Times New Roman"/>
+                <w:b/>
+                <w:sz w:val="22"/>
               </w:rPr>
               <w:t>Модуль</w:t>
             </w:r>
@@ -126,9 +185,16 @@
             <w:tcW w:type="dxa" w:w="2160"/>
           </w:tcPr>
           <w:p>
+            <w:pPr>
+              <w:spacing w:line="360" w:lineRule="auto" w:before="0" w:after="0"/>
+              <w:ind w:firstLine="0"/>
+              <w:jc w:val="center"/>
+            </w:pPr>
             <w:r>
               <w:rPr>
-                <w:sz w:val="18"/>
+                <w:rFonts w:ascii="Times New Roman" w:hAnsi="Times New Roman" w:eastAsia="Times New Roman" w:cs="Times New Roman"/>
+                <w:b/>
+                <w:sz w:val="22"/>
               </w:rPr>
               <w:t>Роль</w:t>
             </w:r>
@@ -139,9 +205,16 @@
             <w:tcW w:type="dxa" w:w="2160"/>
           </w:tcPr>
           <w:p>
+            <w:pPr>
+              <w:spacing w:line="360" w:lineRule="auto" w:before="0" w:after="0"/>
+              <w:ind w:firstLine="0"/>
+              <w:jc w:val="center"/>
+            </w:pPr>
             <w:r>
               <w:rPr>
-                <w:sz w:val="18"/>
+                <w:rFonts w:ascii="Times New Roman" w:hAnsi="Times New Roman" w:eastAsia="Times New Roman" w:cs="Times New Roman"/>
+                <w:b/>
+                <w:sz w:val="22"/>
               </w:rPr>
               <w:t>Разрешённые операции</w:t>
             </w:r>
@@ -152,9 +225,16 @@
             <w:tcW w:type="dxa" w:w="2160"/>
           </w:tcPr>
           <w:p>
+            <w:pPr>
+              <w:spacing w:line="360" w:lineRule="auto" w:before="0" w:after="0"/>
+              <w:ind w:firstLine="0"/>
+              <w:jc w:val="center"/>
+            </w:pPr>
             <w:r>
               <w:rPr>
-                <w:sz w:val="18"/>
+                <w:rFonts w:ascii="Times New Roman" w:hAnsi="Times New Roman" w:eastAsia="Times New Roman" w:cs="Times New Roman"/>
+                <w:b/>
+                <w:sz w:val="22"/>
               </w:rPr>
               <w:t>Запрещено</w:t>
             </w:r>
@@ -167,9 +247,16 @@
             <w:tcW w:type="dxa" w:w="2160"/>
           </w:tcPr>
           <w:p>
+            <w:pPr>
+              <w:spacing w:line="360" w:lineRule="auto" w:before="0" w:after="0"/>
+              <w:ind w:firstLine="0"/>
+              <w:jc w:val="both"/>
+            </w:pPr>
             <w:r>
               <w:rPr>
-                <w:sz w:val="18"/>
+                <w:rFonts w:ascii="Times New Roman" w:hAnsi="Times New Roman" w:eastAsia="Times New Roman" w:cs="Times New Roman"/>
+                <w:b w:val="0"/>
+                <w:sz w:val="22"/>
               </w:rPr>
               <w:t>Пользователи</w:t>
             </w:r>
@@ -180,9 +267,16 @@
             <w:tcW w:type="dxa" w:w="2160"/>
           </w:tcPr>
           <w:p>
+            <w:pPr>
+              <w:spacing w:line="360" w:lineRule="auto" w:before="0" w:after="0"/>
+              <w:ind w:firstLine="0"/>
+              <w:jc w:val="both"/>
+            </w:pPr>
             <w:r>
               <w:rPr>
-                <w:sz w:val="18"/>
+                <w:rFonts w:ascii="Times New Roman" w:hAnsi="Times New Roman" w:eastAsia="Times New Roman" w:cs="Times New Roman"/>
+                <w:b w:val="0"/>
+                <w:sz w:val="22"/>
               </w:rPr>
               <w:t>admin</w:t>
             </w:r>
@@ -193,9 +287,16 @@
             <w:tcW w:type="dxa" w:w="2160"/>
           </w:tcPr>
           <w:p>
+            <w:pPr>
+              <w:spacing w:line="360" w:lineRule="auto" w:before="0" w:after="0"/>
+              <w:ind w:firstLine="0"/>
+              <w:jc w:val="both"/>
+            </w:pPr>
             <w:r>
               <w:rPr>
-                <w:sz w:val="18"/>
+                <w:rFonts w:ascii="Times New Roman" w:hAnsi="Times New Roman" w:eastAsia="Times New Roman" w:cs="Times New Roman"/>
+                <w:b w:val="0"/>
+                <w:sz w:val="22"/>
               </w:rPr>
               <w:t>создать, изменить, заблокировать</w:t>
             </w:r>
@@ -206,9 +307,16 @@
             <w:tcW w:type="dxa" w:w="2160"/>
           </w:tcPr>
           <w:p>
+            <w:pPr>
+              <w:spacing w:line="360" w:lineRule="auto" w:before="0" w:after="0"/>
+              <w:ind w:firstLine="0"/>
+              <w:jc w:val="both"/>
+            </w:pPr>
             <w:r>
               <w:rPr>
-                <w:sz w:val="18"/>
+                <w:rFonts w:ascii="Times New Roman" w:hAnsi="Times New Roman" w:eastAsia="Times New Roman" w:cs="Times New Roman"/>
+                <w:b w:val="0"/>
+                <w:sz w:val="22"/>
               </w:rPr>
               <w:t>видеть пароль</w:t>
             </w:r>
@@ -221,9 +329,16 @@
             <w:tcW w:type="dxa" w:w="2160"/>
           </w:tcPr>
           <w:p>
+            <w:pPr>
+              <w:spacing w:line="360" w:lineRule="auto" w:before="0" w:after="0"/>
+              <w:ind w:firstLine="0"/>
+              <w:jc w:val="both"/>
+            </w:pPr>
             <w:r>
               <w:rPr>
-                <w:sz w:val="18"/>
+                <w:rFonts w:ascii="Times New Roman" w:hAnsi="Times New Roman" w:eastAsia="Times New Roman" w:cs="Times New Roman"/>
+                <w:b w:val="0"/>
+                <w:sz w:val="22"/>
               </w:rPr>
               <w:t>Пользователи</w:t>
             </w:r>
@@ -234,9 +349,16 @@
             <w:tcW w:type="dxa" w:w="2160"/>
           </w:tcPr>
           <w:p>
+            <w:pPr>
+              <w:spacing w:line="360" w:lineRule="auto" w:before="0" w:after="0"/>
+              <w:ind w:firstLine="0"/>
+              <w:jc w:val="both"/>
+            </w:pPr>
             <w:r>
               <w:rPr>
-                <w:sz w:val="18"/>
+                <w:rFonts w:ascii="Times New Roman" w:hAnsi="Times New Roman" w:eastAsia="Times New Roman" w:cs="Times New Roman"/>
+                <w:b w:val="0"/>
+                <w:sz w:val="22"/>
               </w:rPr>
               <w:t>manager</w:t>
             </w:r>
@@ -247,9 +369,16 @@
             <w:tcW w:type="dxa" w:w="2160"/>
           </w:tcPr>
           <w:p>
+            <w:pPr>
+              <w:spacing w:line="360" w:lineRule="auto" w:before="0" w:after="0"/>
+              <w:ind w:firstLine="0"/>
+              <w:jc w:val="both"/>
+            </w:pPr>
             <w:r>
               <w:rPr>
-                <w:sz w:val="18"/>
+                <w:rFonts w:ascii="Times New Roman" w:hAnsi="Times New Roman" w:eastAsia="Times New Roman" w:cs="Times New Roman"/>
+                <w:b w:val="0"/>
+                <w:sz w:val="22"/>
               </w:rPr>
               <w:t>читать список, менять статус</w:t>
             </w:r>
@@ -260,9 +389,16 @@
             <w:tcW w:type="dxa" w:w="2160"/>
           </w:tcPr>
           <w:p>
+            <w:pPr>
+              <w:spacing w:line="360" w:lineRule="auto" w:before="0" w:after="0"/>
+              <w:ind w:firstLine="0"/>
+              <w:jc w:val="both"/>
+            </w:pPr>
             <w:r>
               <w:rPr>
-                <w:sz w:val="18"/>
+                <w:rFonts w:ascii="Times New Roman" w:hAnsi="Times New Roman" w:eastAsia="Times New Roman" w:cs="Times New Roman"/>
+                <w:b w:val="0"/>
+                <w:sz w:val="22"/>
               </w:rPr>
               <w:t>менять роль</w:t>
             </w:r>
@@ -275,9 +411,16 @@
             <w:tcW w:type="dxa" w:w="2160"/>
           </w:tcPr>
           <w:p>
+            <w:pPr>
+              <w:spacing w:line="360" w:lineRule="auto" w:before="0" w:after="0"/>
+              <w:ind w:firstLine="0"/>
+              <w:jc w:val="both"/>
+            </w:pPr>
             <w:r>
               <w:rPr>
-                <w:sz w:val="18"/>
+                <w:rFonts w:ascii="Times New Roman" w:hAnsi="Times New Roman" w:eastAsia="Times New Roman" w:cs="Times New Roman"/>
+                <w:b w:val="0"/>
+                <w:sz w:val="22"/>
               </w:rPr>
               <w:t>Заказы</w:t>
             </w:r>
@@ -288,9 +431,16 @@
             <w:tcW w:type="dxa" w:w="2160"/>
           </w:tcPr>
           <w:p>
+            <w:pPr>
+              <w:spacing w:line="360" w:lineRule="auto" w:before="0" w:after="0"/>
+              <w:ind w:firstLine="0"/>
+              <w:jc w:val="both"/>
+            </w:pPr>
             <w:r>
               <w:rPr>
-                <w:sz w:val="18"/>
+                <w:rFonts w:ascii="Times New Roman" w:hAnsi="Times New Roman" w:eastAsia="Times New Roman" w:cs="Times New Roman"/>
+                <w:b w:val="0"/>
+                <w:sz w:val="22"/>
               </w:rPr>
               <w:t>manager</w:t>
             </w:r>
@@ -301,9 +451,16 @@
             <w:tcW w:type="dxa" w:w="2160"/>
           </w:tcPr>
           <w:p>
+            <w:pPr>
+              <w:spacing w:line="360" w:lineRule="auto" w:before="0" w:after="0"/>
+              <w:ind w:firstLine="0"/>
+              <w:jc w:val="both"/>
+            </w:pPr>
             <w:r>
               <w:rPr>
-                <w:sz w:val="18"/>
+                <w:rFonts w:ascii="Times New Roman" w:hAnsi="Times New Roman" w:eastAsia="Times New Roman" w:cs="Times New Roman"/>
+                <w:b w:val="0"/>
+                <w:sz w:val="22"/>
               </w:rPr>
               <w:t>создать, читать свои</w:t>
             </w:r>
@@ -314,9 +471,16 @@
             <w:tcW w:type="dxa" w:w="2160"/>
           </w:tcPr>
           <w:p>
+            <w:pPr>
+              <w:spacing w:line="360" w:lineRule="auto" w:before="0" w:after="0"/>
+              <w:ind w:firstLine="0"/>
+              <w:jc w:val="both"/>
+            </w:pPr>
             <w:r>
               <w:rPr>
-                <w:sz w:val="18"/>
+                <w:rFonts w:ascii="Times New Roman" w:hAnsi="Times New Roman" w:eastAsia="Times New Roman" w:cs="Times New Roman"/>
+                <w:b w:val="0"/>
+                <w:sz w:val="22"/>
               </w:rPr>
               <w:t>удалять чужие</w:t>
             </w:r>
@@ -329,9 +493,16 @@
             <w:tcW w:type="dxa" w:w="2160"/>
           </w:tcPr>
           <w:p>
+            <w:pPr>
+              <w:spacing w:line="360" w:lineRule="auto" w:before="0" w:after="0"/>
+              <w:ind w:firstLine="0"/>
+              <w:jc w:val="both"/>
+            </w:pPr>
             <w:r>
               <w:rPr>
-                <w:sz w:val="18"/>
+                <w:rFonts w:ascii="Times New Roman" w:hAnsi="Times New Roman" w:eastAsia="Times New Roman" w:cs="Times New Roman"/>
+                <w:b w:val="0"/>
+                <w:sz w:val="22"/>
               </w:rPr>
               <w:t>Заказы</w:t>
             </w:r>
@@ -342,9 +513,16 @@
             <w:tcW w:type="dxa" w:w="2160"/>
           </w:tcPr>
           <w:p>
+            <w:pPr>
+              <w:spacing w:line="360" w:lineRule="auto" w:before="0" w:after="0"/>
+              <w:ind w:firstLine="0"/>
+              <w:jc w:val="both"/>
+            </w:pPr>
             <w:r>
               <w:rPr>
-                <w:sz w:val="18"/>
+                <w:rFonts w:ascii="Times New Roman" w:hAnsi="Times New Roman" w:eastAsia="Times New Roman" w:cs="Times New Roman"/>
+                <w:b w:val="0"/>
+                <w:sz w:val="22"/>
               </w:rPr>
               <w:t>user</w:t>
             </w:r>
@@ -355,9 +533,16 @@
             <w:tcW w:type="dxa" w:w="2160"/>
           </w:tcPr>
           <w:p>
+            <w:pPr>
+              <w:spacing w:line="360" w:lineRule="auto" w:before="0" w:after="0"/>
+              <w:ind w:firstLine="0"/>
+              <w:jc w:val="both"/>
+            </w:pPr>
             <w:r>
               <w:rPr>
-                <w:sz w:val="18"/>
+                <w:rFonts w:ascii="Times New Roman" w:hAnsi="Times New Roman" w:eastAsia="Times New Roman" w:cs="Times New Roman"/>
+                <w:b w:val="0"/>
+                <w:sz w:val="22"/>
               </w:rPr>
               <w:t>читать свои</w:t>
             </w:r>
@@ -368,9 +553,16 @@
             <w:tcW w:type="dxa" w:w="2160"/>
           </w:tcPr>
           <w:p>
+            <w:pPr>
+              <w:spacing w:line="360" w:lineRule="auto" w:before="0" w:after="0"/>
+              <w:ind w:firstLine="0"/>
+              <w:jc w:val="both"/>
+            </w:pPr>
             <w:r>
               <w:rPr>
-                <w:sz w:val="18"/>
+                <w:rFonts w:ascii="Times New Roman" w:hAnsi="Times New Roman" w:eastAsia="Times New Roman" w:cs="Times New Roman"/>
+                <w:b w:val="0"/>
+                <w:sz w:val="22"/>
               </w:rPr>
               <w:t>менять статус</w:t>
             </w:r>
@@ -383,9 +575,16 @@
             <w:tcW w:type="dxa" w:w="2160"/>
           </w:tcPr>
           <w:p>
+            <w:pPr>
+              <w:spacing w:line="360" w:lineRule="auto" w:before="0" w:after="0"/>
+              <w:ind w:firstLine="0"/>
+              <w:jc w:val="both"/>
+            </w:pPr>
             <w:r>
               <w:rPr>
-                <w:sz w:val="18"/>
+                <w:rFonts w:ascii="Times New Roman" w:hAnsi="Times New Roman" w:eastAsia="Times New Roman" w:cs="Times New Roman"/>
+                <w:b w:val="0"/>
+                <w:sz w:val="22"/>
               </w:rPr>
               <w:t>Аудит</w:t>
             </w:r>
@@ -396,9 +595,16 @@
             <w:tcW w:type="dxa" w:w="2160"/>
           </w:tcPr>
           <w:p>
+            <w:pPr>
+              <w:spacing w:line="360" w:lineRule="auto" w:before="0" w:after="0"/>
+              <w:ind w:firstLine="0"/>
+              <w:jc w:val="both"/>
+            </w:pPr>
             <w:r>
               <w:rPr>
-                <w:sz w:val="18"/>
+                <w:rFonts w:ascii="Times New Roman" w:hAnsi="Times New Roman" w:eastAsia="Times New Roman" w:cs="Times New Roman"/>
+                <w:b w:val="0"/>
+                <w:sz w:val="22"/>
               </w:rPr>
               <w:t>admin</w:t>
             </w:r>
@@ -409,9 +615,16 @@
             <w:tcW w:type="dxa" w:w="2160"/>
           </w:tcPr>
           <w:p>
+            <w:pPr>
+              <w:spacing w:line="360" w:lineRule="auto" w:before="0" w:after="0"/>
+              <w:ind w:firstLine="0"/>
+              <w:jc w:val="both"/>
+            </w:pPr>
             <w:r>
               <w:rPr>
-                <w:sz w:val="18"/>
+                <w:rFonts w:ascii="Times New Roman" w:hAnsi="Times New Roman" w:eastAsia="Times New Roman" w:cs="Times New Roman"/>
+                <w:b w:val="0"/>
+                <w:sz w:val="22"/>
               </w:rPr>
               <w:t>читать журнал</w:t>
             </w:r>
@@ -422,9 +635,16 @@
             <w:tcW w:type="dxa" w:w="2160"/>
           </w:tcPr>
           <w:p>
+            <w:pPr>
+              <w:spacing w:line="360" w:lineRule="auto" w:before="0" w:after="0"/>
+              <w:ind w:firstLine="0"/>
+              <w:jc w:val="both"/>
+            </w:pPr>
             <w:r>
               <w:rPr>
-                <w:sz w:val="18"/>
+                <w:rFonts w:ascii="Times New Roman" w:hAnsi="Times New Roman" w:eastAsia="Times New Roman" w:cs="Times New Roman"/>
+                <w:b w:val="0"/>
+                <w:sz w:val="22"/>
               </w:rPr>
               <w:t>удалять записи</w:t>
             </w:r>
@@ -434,10 +654,16 @@
     </w:tbl>
     <w:p/>
     <w:p>
+      <w:pPr>
+        <w:spacing w:line="360" w:lineRule="auto" w:before="0" w:after="0"/>
+        <w:ind w:firstLine="709"/>
+        <w:jc w:val="both"/>
+      </w:pPr>
       <w:r>
         <w:rPr>
+          <w:rFonts w:ascii="Times New Roman" w:hAnsi="Times New Roman" w:eastAsia="Times New Roman" w:cs="Times New Roman"/>
           <w:b/>
-          <w:sz w:val="24"/>
+          <w:sz w:val="28"/>
         </w:rPr>
         <w:t>Проверки API</w:t>
       </w:r>
@@ -446,6 +672,7 @@
       <w:tblPr>
         <w:tblStyle w:val="TableGrid"/>
         <w:tblW w:type="auto" w:w="0"/>
+        <w:tblLayout w:type="autofit"/>
         <w:tblLook w:firstColumn="1" w:firstRow="1" w:lastColumn="0" w:lastRow="0" w:noHBand="0" w:noVBand="1" w:val="04A0"/>
       </w:tblPr>
       <w:tblGrid>
@@ -459,9 +686,16 @@
             <w:tcW w:type="dxa" w:w="2880"/>
           </w:tcPr>
           <w:p>
+            <w:pPr>
+              <w:spacing w:line="360" w:lineRule="auto" w:before="0" w:after="0"/>
+              <w:ind w:firstLine="0"/>
+              <w:jc w:val="center"/>
+            </w:pPr>
             <w:r>
               <w:rPr>
-                <w:sz w:val="18"/>
+                <w:rFonts w:ascii="Times New Roman" w:hAnsi="Times New Roman" w:eastAsia="Times New Roman" w:cs="Times New Roman"/>
+                <w:b/>
+                <w:sz w:val="22"/>
               </w:rPr>
               <w:t>Запрос</w:t>
             </w:r>
@@ -472,9 +706,16 @@
             <w:tcW w:type="dxa" w:w="2880"/>
           </w:tcPr>
           <w:p>
+            <w:pPr>
+              <w:spacing w:line="360" w:lineRule="auto" w:before="0" w:after="0"/>
+              <w:ind w:firstLine="0"/>
+              <w:jc w:val="center"/>
+            </w:pPr>
             <w:r>
               <w:rPr>
-                <w:sz w:val="18"/>
+                <w:rFonts w:ascii="Times New Roman" w:hAnsi="Times New Roman" w:eastAsia="Times New Roman" w:cs="Times New Roman"/>
+                <w:b/>
+                <w:sz w:val="22"/>
               </w:rPr>
               <w:t>Ожидание</w:t>
             </w:r>
@@ -485,9 +726,16 @@
             <w:tcW w:type="dxa" w:w="2880"/>
           </w:tcPr>
           <w:p>
+            <w:pPr>
+              <w:spacing w:line="360" w:lineRule="auto" w:before="0" w:after="0"/>
+              <w:ind w:firstLine="0"/>
+              <w:jc w:val="center"/>
+            </w:pPr>
             <w:r>
               <w:rPr>
-                <w:sz w:val="18"/>
+                <w:rFonts w:ascii="Times New Roman" w:hAnsi="Times New Roman" w:eastAsia="Times New Roman" w:cs="Times New Roman"/>
+                <w:b/>
+                <w:sz w:val="22"/>
               </w:rPr>
               <w:t>Факт</w:t>
             </w:r>
@@ -500,9 +748,16 @@
             <w:tcW w:type="dxa" w:w="2880"/>
           </w:tcPr>
           <w:p>
+            <w:pPr>
+              <w:spacing w:line="360" w:lineRule="auto" w:before="0" w:after="0"/>
+              <w:ind w:firstLine="0"/>
+              <w:jc w:val="both"/>
+            </w:pPr>
             <w:r>
               <w:rPr>
-                <w:sz w:val="18"/>
+                <w:rFonts w:ascii="Times New Roman" w:hAnsi="Times New Roman" w:eastAsia="Times New Roman" w:cs="Times New Roman"/>
+                <w:b w:val="0"/>
+                <w:sz w:val="22"/>
               </w:rPr>
               <w:t>GET /health.json</w:t>
             </w:r>
@@ -513,9 +768,16 @@
             <w:tcW w:type="dxa" w:w="2880"/>
           </w:tcPr>
           <w:p>
+            <w:pPr>
+              <w:spacing w:line="360" w:lineRule="auto" w:before="0" w:after="0"/>
+              <w:ind w:firstLine="0"/>
+              <w:jc w:val="both"/>
+            </w:pPr>
             <w:r>
               <w:rPr>
-                <w:sz w:val="18"/>
+                <w:rFonts w:ascii="Times New Roman" w:hAnsi="Times New Roman" w:eastAsia="Times New Roman" w:cs="Times New Roman"/>
+                <w:b w:val="0"/>
+                <w:sz w:val="22"/>
               </w:rPr>
               <w:t>200, status ok</w:t>
             </w:r>
@@ -526,9 +788,16 @@
             <w:tcW w:type="dxa" w:w="2880"/>
           </w:tcPr>
           <w:p>
+            <w:pPr>
+              <w:spacing w:line="360" w:lineRule="auto" w:before="0" w:after="0"/>
+              <w:ind w:firstLine="0"/>
+              <w:jc w:val="both"/>
+            </w:pPr>
             <w:r>
               <w:rPr>
-                <w:sz w:val="18"/>
+                <w:rFonts w:ascii="Times New Roman" w:hAnsi="Times New Roman" w:eastAsia="Times New Roman" w:cs="Times New Roman"/>
+                <w:b w:val="0"/>
+                <w:sz w:val="22"/>
               </w:rPr>
             </w:r>
           </w:p>
@@ -540,9 +809,16 @@
             <w:tcW w:type="dxa" w:w="2880"/>
           </w:tcPr>
           <w:p>
+            <w:pPr>
+              <w:spacing w:line="360" w:lineRule="auto" w:before="0" w:after="0"/>
+              <w:ind w:firstLine="0"/>
+              <w:jc w:val="both"/>
+            </w:pPr>
             <w:r>
               <w:rPr>
-                <w:sz w:val="18"/>
+                <w:rFonts w:ascii="Times New Roman" w:hAnsi="Times New Roman" w:eastAsia="Times New Roman" w:cs="Times New Roman"/>
+                <w:b w:val="0"/>
+                <w:sz w:val="22"/>
               </w:rPr>
               <w:t>GET /api/users</w:t>
             </w:r>
@@ -553,9 +829,16 @@
             <w:tcW w:type="dxa" w:w="2880"/>
           </w:tcPr>
           <w:p>
+            <w:pPr>
+              <w:spacing w:line="360" w:lineRule="auto" w:before="0" w:after="0"/>
+              <w:ind w:firstLine="0"/>
+              <w:jc w:val="both"/>
+            </w:pPr>
             <w:r>
               <w:rPr>
-                <w:sz w:val="18"/>
+                <w:rFonts w:ascii="Times New Roman" w:hAnsi="Times New Roman" w:eastAsia="Times New Roman" w:cs="Times New Roman"/>
+                <w:b w:val="0"/>
+                <w:sz w:val="22"/>
               </w:rPr>
               <w:t>200, список без password</w:t>
             </w:r>
@@ -566,9 +849,16 @@
             <w:tcW w:type="dxa" w:w="2880"/>
           </w:tcPr>
           <w:p>
+            <w:pPr>
+              <w:spacing w:line="360" w:lineRule="auto" w:before="0" w:after="0"/>
+              <w:ind w:firstLine="0"/>
+              <w:jc w:val="both"/>
+            </w:pPr>
             <w:r>
               <w:rPr>
-                <w:sz w:val="18"/>
+                <w:rFonts w:ascii="Times New Roman" w:hAnsi="Times New Roman" w:eastAsia="Times New Roman" w:cs="Times New Roman"/>
+                <w:b w:val="0"/>
+                <w:sz w:val="22"/>
               </w:rPr>
             </w:r>
           </w:p>
@@ -580,9 +870,16 @@
             <w:tcW w:type="dxa" w:w="2880"/>
           </w:tcPr>
           <w:p>
+            <w:pPr>
+              <w:spacing w:line="360" w:lineRule="auto" w:before="0" w:after="0"/>
+              <w:ind w:firstLine="0"/>
+              <w:jc w:val="both"/>
+            </w:pPr>
             <w:r>
               <w:rPr>
-                <w:sz w:val="18"/>
+                <w:rFonts w:ascii="Times New Roman" w:hAnsi="Times New Roman" w:eastAsia="Times New Roman" w:cs="Times New Roman"/>
+                <w:b w:val="0"/>
+                <w:sz w:val="22"/>
               </w:rPr>
               <w:t>POST /api/users</w:t>
             </w:r>
@@ -593,9 +890,16 @@
             <w:tcW w:type="dxa" w:w="2880"/>
           </w:tcPr>
           <w:p>
+            <w:pPr>
+              <w:spacing w:line="360" w:lineRule="auto" w:before="0" w:after="0"/>
+              <w:ind w:firstLine="0"/>
+              <w:jc w:val="both"/>
+            </w:pPr>
             <w:r>
               <w:rPr>
-                <w:sz w:val="18"/>
+                <w:rFonts w:ascii="Times New Roman" w:hAnsi="Times New Roman" w:eastAsia="Times New Roman" w:cs="Times New Roman"/>
+                <w:b w:val="0"/>
+                <w:sz w:val="22"/>
               </w:rPr>
               <w:t>201, Location</w:t>
             </w:r>
@@ -606,9 +910,16 @@
             <w:tcW w:type="dxa" w:w="2880"/>
           </w:tcPr>
           <w:p>
+            <w:pPr>
+              <w:spacing w:line="360" w:lineRule="auto" w:before="0" w:after="0"/>
+              <w:ind w:firstLine="0"/>
+              <w:jc w:val="both"/>
+            </w:pPr>
             <w:r>
               <w:rPr>
-                <w:sz w:val="18"/>
+                <w:rFonts w:ascii="Times New Roman" w:hAnsi="Times New Roman" w:eastAsia="Times New Roman" w:cs="Times New Roman"/>
+                <w:b w:val="0"/>
+                <w:sz w:val="22"/>
               </w:rPr>
             </w:r>
           </w:p>
@@ -620,9 +931,16 @@
             <w:tcW w:type="dxa" w:w="2880"/>
           </w:tcPr>
           <w:p>
+            <w:pPr>
+              <w:spacing w:line="360" w:lineRule="auto" w:before="0" w:after="0"/>
+              <w:ind w:firstLine="0"/>
+              <w:jc w:val="both"/>
+            </w:pPr>
             <w:r>
               <w:rPr>
-                <w:sz w:val="18"/>
+                <w:rFonts w:ascii="Times New Roman" w:hAnsi="Times New Roman" w:eastAsia="Times New Roman" w:cs="Times New Roman"/>
+                <w:b w:val="0"/>
+                <w:sz w:val="22"/>
               </w:rPr>
               <w:t>POST /api/users с дублем email</w:t>
             </w:r>
@@ -633,9 +951,16 @@
             <w:tcW w:type="dxa" w:w="2880"/>
           </w:tcPr>
           <w:p>
+            <w:pPr>
+              <w:spacing w:line="360" w:lineRule="auto" w:before="0" w:after="0"/>
+              <w:ind w:firstLine="0"/>
+              <w:jc w:val="both"/>
+            </w:pPr>
             <w:r>
               <w:rPr>
-                <w:sz w:val="18"/>
+                <w:rFonts w:ascii="Times New Roman" w:hAnsi="Times New Roman" w:eastAsia="Times New Roman" w:cs="Times New Roman"/>
+                <w:b w:val="0"/>
+                <w:sz w:val="22"/>
               </w:rPr>
               <w:t>400, field email</w:t>
             </w:r>
@@ -646,9 +971,16 @@
             <w:tcW w:type="dxa" w:w="2880"/>
           </w:tcPr>
           <w:p>
+            <w:pPr>
+              <w:spacing w:line="360" w:lineRule="auto" w:before="0" w:after="0"/>
+              <w:ind w:firstLine="0"/>
+              <w:jc w:val="both"/>
+            </w:pPr>
             <w:r>
               <w:rPr>
-                <w:sz w:val="18"/>
+                <w:rFonts w:ascii="Times New Roman" w:hAnsi="Times New Roman" w:eastAsia="Times New Roman" w:cs="Times New Roman"/>
+                <w:b w:val="0"/>
+                <w:sz w:val="22"/>
               </w:rPr>
             </w:r>
           </w:p>
@@ -660,9 +992,16 @@
             <w:tcW w:type="dxa" w:w="2880"/>
           </w:tcPr>
           <w:p>
+            <w:pPr>
+              <w:spacing w:line="360" w:lineRule="auto" w:before="0" w:after="0"/>
+              <w:ind w:firstLine="0"/>
+              <w:jc w:val="both"/>
+            </w:pPr>
             <w:r>
               <w:rPr>
-                <w:sz w:val="18"/>
+                <w:rFonts w:ascii="Times New Roman" w:hAnsi="Times New Roman" w:eastAsia="Times New Roman" w:cs="Times New Roman"/>
+                <w:b w:val="0"/>
+                <w:sz w:val="22"/>
               </w:rPr>
               <w:t>GET /api/users/999</w:t>
             </w:r>
@@ -673,9 +1012,16 @@
             <w:tcW w:type="dxa" w:w="2880"/>
           </w:tcPr>
           <w:p>
+            <w:pPr>
+              <w:spacing w:line="360" w:lineRule="auto" w:before="0" w:after="0"/>
+              <w:ind w:firstLine="0"/>
+              <w:jc w:val="both"/>
+            </w:pPr>
             <w:r>
               <w:rPr>
-                <w:sz w:val="18"/>
+                <w:rFonts w:ascii="Times New Roman" w:hAnsi="Times New Roman" w:eastAsia="Times New Roman" w:cs="Times New Roman"/>
+                <w:b w:val="0"/>
+                <w:sz w:val="22"/>
               </w:rPr>
               <w:t>404, error</w:t>
             </w:r>
@@ -686,9 +1032,16 @@
             <w:tcW w:type="dxa" w:w="2880"/>
           </w:tcPr>
           <w:p>
+            <w:pPr>
+              <w:spacing w:line="360" w:lineRule="auto" w:before="0" w:after="0"/>
+              <w:ind w:firstLine="0"/>
+              <w:jc w:val="both"/>
+            </w:pPr>
             <w:r>
               <w:rPr>
-                <w:sz w:val="18"/>
+                <w:rFonts w:ascii="Times New Roman" w:hAnsi="Times New Roman" w:eastAsia="Times New Roman" w:cs="Times New Roman"/>
+                <w:b w:val="0"/>
+                <w:sz w:val="22"/>
               </w:rPr>
             </w:r>
           </w:p>
@@ -700,9 +1053,16 @@
             <w:tcW w:type="dxa" w:w="2880"/>
           </w:tcPr>
           <w:p>
+            <w:pPr>
+              <w:spacing w:line="360" w:lineRule="auto" w:before="0" w:after="0"/>
+              <w:ind w:firstLine="0"/>
+              <w:jc w:val="both"/>
+            </w:pPr>
             <w:r>
               <w:rPr>
-                <w:sz w:val="18"/>
+                <w:rFonts w:ascii="Times New Roman" w:hAnsi="Times New Roman" w:eastAsia="Times New Roman" w:cs="Times New Roman"/>
+                <w:b w:val="0"/>
+                <w:sz w:val="22"/>
               </w:rPr>
               <w:t>GET /api/users без токена</w:t>
             </w:r>
@@ -713,9 +1073,16 @@
             <w:tcW w:type="dxa" w:w="2880"/>
           </w:tcPr>
           <w:p>
+            <w:pPr>
+              <w:spacing w:line="360" w:lineRule="auto" w:before="0" w:after="0"/>
+              <w:ind w:firstLine="0"/>
+              <w:jc w:val="both"/>
+            </w:pPr>
             <w:r>
               <w:rPr>
-                <w:sz w:val="18"/>
+                <w:rFonts w:ascii="Times New Roman" w:hAnsi="Times New Roman" w:eastAsia="Times New Roman" w:cs="Times New Roman"/>
+                <w:b w:val="0"/>
+                <w:sz w:val="22"/>
               </w:rPr>
               <w:t>401, error</w:t>
             </w:r>
@@ -726,9 +1093,16 @@
             <w:tcW w:type="dxa" w:w="2880"/>
           </w:tcPr>
           <w:p>
+            <w:pPr>
+              <w:spacing w:line="360" w:lineRule="auto" w:before="0" w:after="0"/>
+              <w:ind w:firstLine="0"/>
+              <w:jc w:val="both"/>
+            </w:pPr>
             <w:r>
               <w:rPr>
-                <w:sz w:val="18"/>
+                <w:rFonts w:ascii="Times New Roman" w:hAnsi="Times New Roman" w:eastAsia="Times New Roman" w:cs="Times New Roman"/>
+                <w:b w:val="0"/>
+                <w:sz w:val="22"/>
               </w:rPr>
             </w:r>
           </w:p>
@@ -740,9 +1114,16 @@
             <w:tcW w:type="dxa" w:w="2880"/>
           </w:tcPr>
           <w:p>
+            <w:pPr>
+              <w:spacing w:line="360" w:lineRule="auto" w:before="0" w:after="0"/>
+              <w:ind w:firstLine="0"/>
+              <w:jc w:val="both"/>
+            </w:pPr>
             <w:r>
               <w:rPr>
-                <w:sz w:val="18"/>
+                <w:rFonts w:ascii="Times New Roman" w:hAnsi="Times New Roman" w:eastAsia="Times New Roman" w:cs="Times New Roman"/>
+                <w:b w:val="0"/>
+                <w:sz w:val="22"/>
               </w:rPr>
               <w:t>GET /api/users с ролью user</w:t>
             </w:r>
@@ -753,9 +1134,16 @@
             <w:tcW w:type="dxa" w:w="2880"/>
           </w:tcPr>
           <w:p>
+            <w:pPr>
+              <w:spacing w:line="360" w:lineRule="auto" w:before="0" w:after="0"/>
+              <w:ind w:firstLine="0"/>
+              <w:jc w:val="both"/>
+            </w:pPr>
             <w:r>
               <w:rPr>
-                <w:sz w:val="18"/>
+                <w:rFonts w:ascii="Times New Roman" w:hAnsi="Times New Roman" w:eastAsia="Times New Roman" w:cs="Times New Roman"/>
+                <w:b w:val="0"/>
+                <w:sz w:val="22"/>
               </w:rPr>
               <w:t>403, error</w:t>
             </w:r>
@@ -766,9 +1154,16 @@
             <w:tcW w:type="dxa" w:w="2880"/>
           </w:tcPr>
           <w:p>
+            <w:pPr>
+              <w:spacing w:line="360" w:lineRule="auto" w:before="0" w:after="0"/>
+              <w:ind w:firstLine="0"/>
+              <w:jc w:val="both"/>
+            </w:pPr>
             <w:r>
               <w:rPr>
-                <w:sz w:val="18"/>
+                <w:rFonts w:ascii="Times New Roman" w:hAnsi="Times New Roman" w:eastAsia="Times New Roman" w:cs="Times New Roman"/>
+                <w:b w:val="0"/>
+                <w:sz w:val="22"/>
               </w:rPr>
             </w:r>
           </w:p>
@@ -780,9 +1175,16 @@
             <w:tcW w:type="dxa" w:w="2880"/>
           </w:tcPr>
           <w:p>
+            <w:pPr>
+              <w:spacing w:line="360" w:lineRule="auto" w:before="0" w:after="0"/>
+              <w:ind w:firstLine="0"/>
+              <w:jc w:val="both"/>
+            </w:pPr>
             <w:r>
               <w:rPr>
-                <w:sz w:val="18"/>
+                <w:rFonts w:ascii="Times New Roman" w:hAnsi="Times New Roman" w:eastAsia="Times New Roman" w:cs="Times New Roman"/>
+                <w:b w:val="0"/>
+                <w:sz w:val="22"/>
               </w:rPr>
               <w:t>GET /api/error</w:t>
             </w:r>
@@ -793,9 +1195,16 @@
             <w:tcW w:type="dxa" w:w="2880"/>
           </w:tcPr>
           <w:p>
+            <w:pPr>
+              <w:spacing w:line="360" w:lineRule="auto" w:before="0" w:after="0"/>
+              <w:ind w:firstLine="0"/>
+              <w:jc w:val="both"/>
+            </w:pPr>
             <w:r>
               <w:rPr>
-                <w:sz w:val="18"/>
+                <w:rFonts w:ascii="Times New Roman" w:hAnsi="Times New Roman" w:eastAsia="Times New Roman" w:cs="Times New Roman"/>
+                <w:b w:val="0"/>
+                <w:sz w:val="22"/>
               </w:rPr>
               <w:t>500, error</w:t>
             </w:r>
@@ -806,9 +1215,16 @@
             <w:tcW w:type="dxa" w:w="2880"/>
           </w:tcPr>
           <w:p>
+            <w:pPr>
+              <w:spacing w:line="360" w:lineRule="auto" w:before="0" w:after="0"/>
+              <w:ind w:firstLine="0"/>
+              <w:jc w:val="both"/>
+            </w:pPr>
             <w:r>
               <w:rPr>
-                <w:sz w:val="18"/>
+                <w:rFonts w:ascii="Times New Roman" w:hAnsi="Times New Roman" w:eastAsia="Times New Roman" w:cs="Times New Roman"/>
+                <w:b w:val="0"/>
+                <w:sz w:val="22"/>
               </w:rPr>
             </w:r>
           </w:p>
@@ -817,10 +1233,16 @@
     </w:tbl>
     <w:p/>
     <w:p>
+      <w:pPr>
+        <w:spacing w:line="360" w:lineRule="auto" w:before="0" w:after="0"/>
+        <w:ind w:firstLine="709"/>
+        <w:jc w:val="both"/>
+      </w:pPr>
       <w:r>
         <w:rPr>
+          <w:rFonts w:ascii="Times New Roman" w:hAnsi="Times New Roman" w:eastAsia="Times New Roman" w:cs="Times New Roman"/>
           <w:b/>
-          <w:sz w:val="24"/>
+          <w:sz w:val="28"/>
         </w:rPr>
         <w:t>Тесты Postman</w:t>
       </w:r>
@@ -829,6 +1251,7 @@
       <w:tblPr>
         <w:tblStyle w:val="TableGrid"/>
         <w:tblW w:type="auto" w:w="0"/>
+        <w:tblLayout w:type="autofit"/>
         <w:tblLook w:firstColumn="1" w:firstRow="1" w:lastColumn="0" w:lastRow="0" w:noHBand="0" w:noVBand="1" w:val="04A0"/>
       </w:tblPr>
       <w:tblGrid>
@@ -843,9 +1266,16 @@
             <w:tcW w:type="dxa" w:w="2160"/>
           </w:tcPr>
           <w:p>
+            <w:pPr>
+              <w:spacing w:line="360" w:lineRule="auto" w:before="0" w:after="0"/>
+              <w:ind w:firstLine="0"/>
+              <w:jc w:val="center"/>
+            </w:pPr>
             <w:r>
               <w:rPr>
-                <w:sz w:val="18"/>
+                <w:rFonts w:ascii="Times New Roman" w:hAnsi="Times New Roman" w:eastAsia="Times New Roman" w:cs="Times New Roman"/>
+                <w:b/>
+                <w:sz w:val="22"/>
               </w:rPr>
               <w:t>Тест</w:t>
             </w:r>
@@ -856,9 +1286,16 @@
             <w:tcW w:type="dxa" w:w="2160"/>
           </w:tcPr>
           <w:p>
+            <w:pPr>
+              <w:spacing w:line="360" w:lineRule="auto" w:before="0" w:after="0"/>
+              <w:ind w:firstLine="0"/>
+              <w:jc w:val="center"/>
+            </w:pPr>
             <w:r>
               <w:rPr>
-                <w:sz w:val="18"/>
+                <w:rFonts w:ascii="Times New Roman" w:hAnsi="Times New Roman" w:eastAsia="Times New Roman" w:cs="Times New Roman"/>
+                <w:b/>
+                <w:sz w:val="22"/>
               </w:rPr>
               <w:t>Код</w:t>
             </w:r>
@@ -869,9 +1306,16 @@
             <w:tcW w:type="dxa" w:w="2160"/>
           </w:tcPr>
           <w:p>
+            <w:pPr>
+              <w:spacing w:line="360" w:lineRule="auto" w:before="0" w:after="0"/>
+              <w:ind w:firstLine="0"/>
+              <w:jc w:val="center"/>
+            </w:pPr>
             <w:r>
               <w:rPr>
-                <w:sz w:val="18"/>
+                <w:rFonts w:ascii="Times New Roman" w:hAnsi="Times New Roman" w:eastAsia="Times New Roman" w:cs="Times New Roman"/>
+                <w:b/>
+                <w:sz w:val="22"/>
               </w:rPr>
               <w:t>Проверка тела</w:t>
             </w:r>
@@ -882,9 +1326,16 @@
             <w:tcW w:type="dxa" w:w="2160"/>
           </w:tcPr>
           <w:p>
+            <w:pPr>
+              <w:spacing w:line="360" w:lineRule="auto" w:before="0" w:after="0"/>
+              <w:ind w:firstLine="0"/>
+              <w:jc w:val="center"/>
+            </w:pPr>
             <w:r>
               <w:rPr>
-                <w:sz w:val="18"/>
+                <w:rFonts w:ascii="Times New Roman" w:hAnsi="Times New Roman" w:eastAsia="Times New Roman" w:cs="Times New Roman"/>
+                <w:b/>
+                <w:sz w:val="22"/>
               </w:rPr>
               <w:t>Статус</w:t>
             </w:r>
@@ -897,9 +1348,16 @@
             <w:tcW w:type="dxa" w:w="2160"/>
           </w:tcPr>
           <w:p>
+            <w:pPr>
+              <w:spacing w:line="360" w:lineRule="auto" w:before="0" w:after="0"/>
+              <w:ind w:firstLine="0"/>
+              <w:jc w:val="both"/>
+            </w:pPr>
             <w:r>
               <w:rPr>
-                <w:sz w:val="18"/>
+                <w:rFonts w:ascii="Times New Roman" w:hAnsi="Times New Roman" w:eastAsia="Times New Roman" w:cs="Times New Roman"/>
+                <w:b w:val="0"/>
+                <w:sz w:val="22"/>
               </w:rPr>
               <w:t>Health</w:t>
             </w:r>
@@ -910,9 +1368,16 @@
             <w:tcW w:type="dxa" w:w="2160"/>
           </w:tcPr>
           <w:p>
+            <w:pPr>
+              <w:spacing w:line="360" w:lineRule="auto" w:before="0" w:after="0"/>
+              <w:ind w:firstLine="0"/>
+              <w:jc w:val="both"/>
+            </w:pPr>
             <w:r>
               <w:rPr>
-                <w:sz w:val="18"/>
+                <w:rFonts w:ascii="Times New Roman" w:hAnsi="Times New Roman" w:eastAsia="Times New Roman" w:cs="Times New Roman"/>
+                <w:b w:val="0"/>
+                <w:sz w:val="22"/>
               </w:rPr>
               <w:t>200</w:t>
             </w:r>
@@ -923,9 +1388,16 @@
             <w:tcW w:type="dxa" w:w="2160"/>
           </w:tcPr>
           <w:p>
+            <w:pPr>
+              <w:spacing w:line="360" w:lineRule="auto" w:before="0" w:after="0"/>
+              <w:ind w:firstLine="0"/>
+              <w:jc w:val="both"/>
+            </w:pPr>
             <w:r>
               <w:rPr>
-                <w:sz w:val="18"/>
+                <w:rFonts w:ascii="Times New Roman" w:hAnsi="Times New Roman" w:eastAsia="Times New Roman" w:cs="Times New Roman"/>
+                <w:b w:val="0"/>
+                <w:sz w:val="22"/>
               </w:rPr>
               <w:t>status = ok</w:t>
             </w:r>
@@ -936,9 +1408,16 @@
             <w:tcW w:type="dxa" w:w="2160"/>
           </w:tcPr>
           <w:p>
+            <w:pPr>
+              <w:spacing w:line="360" w:lineRule="auto" w:before="0" w:after="0"/>
+              <w:ind w:firstLine="0"/>
+              <w:jc w:val="both"/>
+            </w:pPr>
             <w:r>
               <w:rPr>
-                <w:sz w:val="18"/>
+                <w:rFonts w:ascii="Times New Roman" w:hAnsi="Times New Roman" w:eastAsia="Times New Roman" w:cs="Times New Roman"/>
+                <w:b w:val="0"/>
+                <w:sz w:val="22"/>
               </w:rPr>
             </w:r>
           </w:p>
@@ -950,9 +1429,16 @@
             <w:tcW w:type="dxa" w:w="2160"/>
           </w:tcPr>
           <w:p>
+            <w:pPr>
+              <w:spacing w:line="360" w:lineRule="auto" w:before="0" w:after="0"/>
+              <w:ind w:firstLine="0"/>
+              <w:jc w:val="both"/>
+            </w:pPr>
             <w:r>
               <w:rPr>
-                <w:sz w:val="18"/>
+                <w:rFonts w:ascii="Times New Roman" w:hAnsi="Times New Roman" w:eastAsia="Times New Roman" w:cs="Times New Roman"/>
+                <w:b w:val="0"/>
+                <w:sz w:val="22"/>
               </w:rPr>
               <w:t>List</w:t>
             </w:r>
@@ -963,9 +1449,16 @@
             <w:tcW w:type="dxa" w:w="2160"/>
           </w:tcPr>
           <w:p>
+            <w:pPr>
+              <w:spacing w:line="360" w:lineRule="auto" w:before="0" w:after="0"/>
+              <w:ind w:firstLine="0"/>
+              <w:jc w:val="both"/>
+            </w:pPr>
             <w:r>
               <w:rPr>
-                <w:sz w:val="18"/>
+                <w:rFonts w:ascii="Times New Roman" w:hAnsi="Times New Roman" w:eastAsia="Times New Roman" w:cs="Times New Roman"/>
+                <w:b w:val="0"/>
+                <w:sz w:val="22"/>
               </w:rPr>
               <w:t>200</w:t>
             </w:r>
@@ -976,9 +1469,16 @@
             <w:tcW w:type="dxa" w:w="2160"/>
           </w:tcPr>
           <w:p>
+            <w:pPr>
+              <w:spacing w:line="360" w:lineRule="auto" w:before="0" w:after="0"/>
+              <w:ind w:firstLine="0"/>
+              <w:jc w:val="both"/>
+            </w:pPr>
             <w:r>
               <w:rPr>
-                <w:sz w:val="18"/>
+                <w:rFonts w:ascii="Times New Roman" w:hAnsi="Times New Roman" w:eastAsia="Times New Roman" w:cs="Times New Roman"/>
+                <w:b w:val="0"/>
+                <w:sz w:val="22"/>
               </w:rPr>
               <w:t>items, count, нет password</w:t>
             </w:r>
@@ -989,9 +1489,16 @@
             <w:tcW w:type="dxa" w:w="2160"/>
           </w:tcPr>
           <w:p>
+            <w:pPr>
+              <w:spacing w:line="360" w:lineRule="auto" w:before="0" w:after="0"/>
+              <w:ind w:firstLine="0"/>
+              <w:jc w:val="both"/>
+            </w:pPr>
             <w:r>
               <w:rPr>
-                <w:sz w:val="18"/>
+                <w:rFonts w:ascii="Times New Roman" w:hAnsi="Times New Roman" w:eastAsia="Times New Roman" w:cs="Times New Roman"/>
+                <w:b w:val="0"/>
+                <w:sz w:val="22"/>
               </w:rPr>
             </w:r>
           </w:p>
@@ -1003,9 +1510,16 @@
             <w:tcW w:type="dxa" w:w="2160"/>
           </w:tcPr>
           <w:p>
+            <w:pPr>
+              <w:spacing w:line="360" w:lineRule="auto" w:before="0" w:after="0"/>
+              <w:ind w:firstLine="0"/>
+              <w:jc w:val="both"/>
+            </w:pPr>
             <w:r>
               <w:rPr>
-                <w:sz w:val="18"/>
+                <w:rFonts w:ascii="Times New Roman" w:hAnsi="Times New Roman" w:eastAsia="Times New Roman" w:cs="Times New Roman"/>
+                <w:b w:val="0"/>
+                <w:sz w:val="22"/>
               </w:rPr>
               <w:t>Create</w:t>
             </w:r>
@@ -1016,9 +1530,16 @@
             <w:tcW w:type="dxa" w:w="2160"/>
           </w:tcPr>
           <w:p>
+            <w:pPr>
+              <w:spacing w:line="360" w:lineRule="auto" w:before="0" w:after="0"/>
+              <w:ind w:firstLine="0"/>
+              <w:jc w:val="both"/>
+            </w:pPr>
             <w:r>
               <w:rPr>
-                <w:sz w:val="18"/>
+                <w:rFonts w:ascii="Times New Roman" w:hAnsi="Times New Roman" w:eastAsia="Times New Roman" w:cs="Times New Roman"/>
+                <w:b w:val="0"/>
+                <w:sz w:val="22"/>
               </w:rPr>
               <w:t>201</w:t>
             </w:r>
@@ -1029,9 +1550,16 @@
             <w:tcW w:type="dxa" w:w="2160"/>
           </w:tcPr>
           <w:p>
+            <w:pPr>
+              <w:spacing w:line="360" w:lineRule="auto" w:before="0" w:after="0"/>
+              <w:ind w:firstLine="0"/>
+              <w:jc w:val="both"/>
+            </w:pPr>
             <w:r>
               <w:rPr>
-                <w:sz w:val="18"/>
+                <w:rFonts w:ascii="Times New Roman" w:hAnsi="Times New Roman" w:eastAsia="Times New Roman" w:cs="Times New Roman"/>
+                <w:b w:val="0"/>
+                <w:sz w:val="22"/>
               </w:rPr>
               <w:t>id, Location</w:t>
             </w:r>
@@ -1042,9 +1570,16 @@
             <w:tcW w:type="dxa" w:w="2160"/>
           </w:tcPr>
           <w:p>
+            <w:pPr>
+              <w:spacing w:line="360" w:lineRule="auto" w:before="0" w:after="0"/>
+              <w:ind w:firstLine="0"/>
+              <w:jc w:val="both"/>
+            </w:pPr>
             <w:r>
               <w:rPr>
-                <w:sz w:val="18"/>
+                <w:rFonts w:ascii="Times New Roman" w:hAnsi="Times New Roman" w:eastAsia="Times New Roman" w:cs="Times New Roman"/>
+                <w:b w:val="0"/>
+                <w:sz w:val="22"/>
               </w:rPr>
             </w:r>
           </w:p>
@@ -1056,9 +1591,16 @@
             <w:tcW w:type="dxa" w:w="2160"/>
           </w:tcPr>
           <w:p>
+            <w:pPr>
+              <w:spacing w:line="360" w:lineRule="auto" w:before="0" w:after="0"/>
+              <w:ind w:firstLine="0"/>
+              <w:jc w:val="both"/>
+            </w:pPr>
             <w:r>
               <w:rPr>
-                <w:sz w:val="18"/>
+                <w:rFonts w:ascii="Times New Roman" w:hAnsi="Times New Roman" w:eastAsia="Times New Roman" w:cs="Times New Roman"/>
+                <w:b w:val="0"/>
+                <w:sz w:val="22"/>
               </w:rPr>
               <w:t>Duplicate</w:t>
             </w:r>
@@ -1069,9 +1611,16 @@
             <w:tcW w:type="dxa" w:w="2160"/>
           </w:tcPr>
           <w:p>
+            <w:pPr>
+              <w:spacing w:line="360" w:lineRule="auto" w:before="0" w:after="0"/>
+              <w:ind w:firstLine="0"/>
+              <w:jc w:val="both"/>
+            </w:pPr>
             <w:r>
               <w:rPr>
-                <w:sz w:val="18"/>
+                <w:rFonts w:ascii="Times New Roman" w:hAnsi="Times New Roman" w:eastAsia="Times New Roman" w:cs="Times New Roman"/>
+                <w:b w:val="0"/>
+                <w:sz w:val="22"/>
               </w:rPr>
               <w:t>400</w:t>
             </w:r>
@@ -1082,9 +1631,16 @@
             <w:tcW w:type="dxa" w:w="2160"/>
           </w:tcPr>
           <w:p>
+            <w:pPr>
+              <w:spacing w:line="360" w:lineRule="auto" w:before="0" w:after="0"/>
+              <w:ind w:firstLine="0"/>
+              <w:jc w:val="both"/>
+            </w:pPr>
             <w:r>
               <w:rPr>
-                <w:sz w:val="18"/>
+                <w:rFonts w:ascii="Times New Roman" w:hAnsi="Times New Roman" w:eastAsia="Times New Roman" w:cs="Times New Roman"/>
+                <w:b w:val="0"/>
+                <w:sz w:val="22"/>
               </w:rPr>
               <w:t>field = email</w:t>
             </w:r>
@@ -1095,9 +1651,16 @@
             <w:tcW w:type="dxa" w:w="2160"/>
           </w:tcPr>
           <w:p>
+            <w:pPr>
+              <w:spacing w:line="360" w:lineRule="auto" w:before="0" w:after="0"/>
+              <w:ind w:firstLine="0"/>
+              <w:jc w:val="both"/>
+            </w:pPr>
             <w:r>
               <w:rPr>
-                <w:sz w:val="18"/>
+                <w:rFonts w:ascii="Times New Roman" w:hAnsi="Times New Roman" w:eastAsia="Times New Roman" w:cs="Times New Roman"/>
+                <w:b w:val="0"/>
+                <w:sz w:val="22"/>
               </w:rPr>
             </w:r>
           </w:p>
@@ -1109,9 +1672,16 @@
             <w:tcW w:type="dxa" w:w="2160"/>
           </w:tcPr>
           <w:p>
+            <w:pPr>
+              <w:spacing w:line="360" w:lineRule="auto" w:before="0" w:after="0"/>
+              <w:ind w:firstLine="0"/>
+              <w:jc w:val="both"/>
+            </w:pPr>
             <w:r>
               <w:rPr>
-                <w:sz w:val="18"/>
+                <w:rFonts w:ascii="Times New Roman" w:hAnsi="Times New Roman" w:eastAsia="Times New Roman" w:cs="Times New Roman"/>
+                <w:b w:val="0"/>
+                <w:sz w:val="22"/>
               </w:rPr>
               <w:t>Missing</w:t>
             </w:r>
@@ -1122,9 +1692,16 @@
             <w:tcW w:type="dxa" w:w="2160"/>
           </w:tcPr>
           <w:p>
+            <w:pPr>
+              <w:spacing w:line="360" w:lineRule="auto" w:before="0" w:after="0"/>
+              <w:ind w:firstLine="0"/>
+              <w:jc w:val="both"/>
+            </w:pPr>
             <w:r>
               <w:rPr>
-                <w:sz w:val="18"/>
+                <w:rFonts w:ascii="Times New Roman" w:hAnsi="Times New Roman" w:eastAsia="Times New Roman" w:cs="Times New Roman"/>
+                <w:b w:val="0"/>
+                <w:sz w:val="22"/>
               </w:rPr>
               <w:t>404</w:t>
             </w:r>
@@ -1135,9 +1712,16 @@
             <w:tcW w:type="dxa" w:w="2160"/>
           </w:tcPr>
           <w:p>
+            <w:pPr>
+              <w:spacing w:line="360" w:lineRule="auto" w:before="0" w:after="0"/>
+              <w:ind w:firstLine="0"/>
+              <w:jc w:val="both"/>
+            </w:pPr>
             <w:r>
               <w:rPr>
-                <w:sz w:val="18"/>
+                <w:rFonts w:ascii="Times New Roman" w:hAnsi="Times New Roman" w:eastAsia="Times New Roman" w:cs="Times New Roman"/>
+                <w:b w:val="0"/>
+                <w:sz w:val="22"/>
               </w:rPr>
               <w:t>error</w:t>
             </w:r>
@@ -1148,9 +1732,16 @@
             <w:tcW w:type="dxa" w:w="2160"/>
           </w:tcPr>
           <w:p>
+            <w:pPr>
+              <w:spacing w:line="360" w:lineRule="auto" w:before="0" w:after="0"/>
+              <w:ind w:firstLine="0"/>
+              <w:jc w:val="both"/>
+            </w:pPr>
             <w:r>
               <w:rPr>
-                <w:sz w:val="18"/>
+                <w:rFonts w:ascii="Times New Roman" w:hAnsi="Times New Roman" w:eastAsia="Times New Roman" w:cs="Times New Roman"/>
+                <w:b w:val="0"/>
+                <w:sz w:val="22"/>
               </w:rPr>
             </w:r>
           </w:p>
@@ -1162,9 +1753,16 @@
             <w:tcW w:type="dxa" w:w="2160"/>
           </w:tcPr>
           <w:p>
+            <w:pPr>
+              <w:spacing w:line="360" w:lineRule="auto" w:before="0" w:after="0"/>
+              <w:ind w:firstLine="0"/>
+              <w:jc w:val="both"/>
+            </w:pPr>
             <w:r>
               <w:rPr>
-                <w:sz w:val="18"/>
+                <w:rFonts w:ascii="Times New Roman" w:hAnsi="Times New Roman" w:eastAsia="Times New Roman" w:cs="Times New Roman"/>
+                <w:b w:val="0"/>
+                <w:sz w:val="22"/>
               </w:rPr>
               <w:t>No token</w:t>
             </w:r>
@@ -1175,9 +1773,16 @@
             <w:tcW w:type="dxa" w:w="2160"/>
           </w:tcPr>
           <w:p>
+            <w:pPr>
+              <w:spacing w:line="360" w:lineRule="auto" w:before="0" w:after="0"/>
+              <w:ind w:firstLine="0"/>
+              <w:jc w:val="both"/>
+            </w:pPr>
             <w:r>
               <w:rPr>
-                <w:sz w:val="18"/>
+                <w:rFonts w:ascii="Times New Roman" w:hAnsi="Times New Roman" w:eastAsia="Times New Roman" w:cs="Times New Roman"/>
+                <w:b w:val="0"/>
+                <w:sz w:val="22"/>
               </w:rPr>
               <w:t>401</w:t>
             </w:r>
@@ -1188,9 +1793,16 @@
             <w:tcW w:type="dxa" w:w="2160"/>
           </w:tcPr>
           <w:p>
+            <w:pPr>
+              <w:spacing w:line="360" w:lineRule="auto" w:before="0" w:after="0"/>
+              <w:ind w:firstLine="0"/>
+              <w:jc w:val="both"/>
+            </w:pPr>
             <w:r>
               <w:rPr>
-                <w:sz w:val="18"/>
+                <w:rFonts w:ascii="Times New Roman" w:hAnsi="Times New Roman" w:eastAsia="Times New Roman" w:cs="Times New Roman"/>
+                <w:b w:val="0"/>
+                <w:sz w:val="22"/>
               </w:rPr>
               <w:t>error</w:t>
             </w:r>
@@ -1201,9 +1813,16 @@
             <w:tcW w:type="dxa" w:w="2160"/>
           </w:tcPr>
           <w:p>
+            <w:pPr>
+              <w:spacing w:line="360" w:lineRule="auto" w:before="0" w:after="0"/>
+              <w:ind w:firstLine="0"/>
+              <w:jc w:val="both"/>
+            </w:pPr>
             <w:r>
               <w:rPr>
-                <w:sz w:val="18"/>
+                <w:rFonts w:ascii="Times New Roman" w:hAnsi="Times New Roman" w:eastAsia="Times New Roman" w:cs="Times New Roman"/>
+                <w:b w:val="0"/>
+                <w:sz w:val="22"/>
               </w:rPr>
             </w:r>
           </w:p>
@@ -1215,9 +1834,16 @@
             <w:tcW w:type="dxa" w:w="2160"/>
           </w:tcPr>
           <w:p>
+            <w:pPr>
+              <w:spacing w:line="360" w:lineRule="auto" w:before="0" w:after="0"/>
+              <w:ind w:firstLine="0"/>
+              <w:jc w:val="both"/>
+            </w:pPr>
             <w:r>
               <w:rPr>
-                <w:sz w:val="18"/>
+                <w:rFonts w:ascii="Times New Roman" w:hAnsi="Times New Roman" w:eastAsia="Times New Roman" w:cs="Times New Roman"/>
+                <w:b w:val="0"/>
+                <w:sz w:val="22"/>
               </w:rPr>
               <w:t>Forbidden</w:t>
             </w:r>
@@ -1228,9 +1854,16 @@
             <w:tcW w:type="dxa" w:w="2160"/>
           </w:tcPr>
           <w:p>
+            <w:pPr>
+              <w:spacing w:line="360" w:lineRule="auto" w:before="0" w:after="0"/>
+              <w:ind w:firstLine="0"/>
+              <w:jc w:val="both"/>
+            </w:pPr>
             <w:r>
               <w:rPr>
-                <w:sz w:val="18"/>
+                <w:rFonts w:ascii="Times New Roman" w:hAnsi="Times New Roman" w:eastAsia="Times New Roman" w:cs="Times New Roman"/>
+                <w:b w:val="0"/>
+                <w:sz w:val="22"/>
               </w:rPr>
               <w:t>403</w:t>
             </w:r>
@@ -1241,9 +1874,16 @@
             <w:tcW w:type="dxa" w:w="2160"/>
           </w:tcPr>
           <w:p>
+            <w:pPr>
+              <w:spacing w:line="360" w:lineRule="auto" w:before="0" w:after="0"/>
+              <w:ind w:firstLine="0"/>
+              <w:jc w:val="both"/>
+            </w:pPr>
             <w:r>
               <w:rPr>
-                <w:sz w:val="18"/>
+                <w:rFonts w:ascii="Times New Roman" w:hAnsi="Times New Roman" w:eastAsia="Times New Roman" w:cs="Times New Roman"/>
+                <w:b w:val="0"/>
+                <w:sz w:val="22"/>
               </w:rPr>
               <w:t>error</w:t>
             </w:r>
@@ -1254,9 +1894,16 @@
             <w:tcW w:type="dxa" w:w="2160"/>
           </w:tcPr>
           <w:p>
+            <w:pPr>
+              <w:spacing w:line="360" w:lineRule="auto" w:before="0" w:after="0"/>
+              <w:ind w:firstLine="0"/>
+              <w:jc w:val="both"/>
+            </w:pPr>
             <w:r>
               <w:rPr>
-                <w:sz w:val="18"/>
+                <w:rFonts w:ascii="Times New Roman" w:hAnsi="Times New Roman" w:eastAsia="Times New Roman" w:cs="Times New Roman"/>
+                <w:b w:val="0"/>
+                <w:sz w:val="22"/>
               </w:rPr>
             </w:r>
           </w:p>
@@ -1268,9 +1915,16 @@
             <w:tcW w:type="dxa" w:w="2160"/>
           </w:tcPr>
           <w:p>
+            <w:pPr>
+              <w:spacing w:line="360" w:lineRule="auto" w:before="0" w:after="0"/>
+              <w:ind w:firstLine="0"/>
+              <w:jc w:val="both"/>
+            </w:pPr>
             <w:r>
               <w:rPr>
-                <w:sz w:val="18"/>
+                <w:rFonts w:ascii="Times New Roman" w:hAnsi="Times New Roman" w:eastAsia="Times New Roman" w:cs="Times New Roman"/>
+                <w:b w:val="0"/>
+                <w:sz w:val="22"/>
               </w:rPr>
               <w:t>Server error</w:t>
             </w:r>
@@ -1281,9 +1935,16 @@
             <w:tcW w:type="dxa" w:w="2160"/>
           </w:tcPr>
           <w:p>
+            <w:pPr>
+              <w:spacing w:line="360" w:lineRule="auto" w:before="0" w:after="0"/>
+              <w:ind w:firstLine="0"/>
+              <w:jc w:val="both"/>
+            </w:pPr>
             <w:r>
               <w:rPr>
-                <w:sz w:val="18"/>
+                <w:rFonts w:ascii="Times New Roman" w:hAnsi="Times New Roman" w:eastAsia="Times New Roman" w:cs="Times New Roman"/>
+                <w:b w:val="0"/>
+                <w:sz w:val="22"/>
               </w:rPr>
               <w:t>500</w:t>
             </w:r>
@@ -1294,9 +1955,16 @@
             <w:tcW w:type="dxa" w:w="2160"/>
           </w:tcPr>
           <w:p>
+            <w:pPr>
+              <w:spacing w:line="360" w:lineRule="auto" w:before="0" w:after="0"/>
+              <w:ind w:firstLine="0"/>
+              <w:jc w:val="both"/>
+            </w:pPr>
             <w:r>
               <w:rPr>
-                <w:sz w:val="18"/>
+                <w:rFonts w:ascii="Times New Roman" w:hAnsi="Times New Roman" w:eastAsia="Times New Roman" w:cs="Times New Roman"/>
+                <w:b w:val="0"/>
+                <w:sz w:val="22"/>
               </w:rPr>
               <w:t>error</w:t>
             </w:r>
@@ -1307,9 +1975,16 @@
             <w:tcW w:type="dxa" w:w="2160"/>
           </w:tcPr>
           <w:p>
+            <w:pPr>
+              <w:spacing w:line="360" w:lineRule="auto" w:before="0" w:after="0"/>
+              <w:ind w:firstLine="0"/>
+              <w:jc w:val="both"/>
+            </w:pPr>
             <w:r>
               <w:rPr>
-                <w:sz w:val="18"/>
+                <w:rFonts w:ascii="Times New Roman" w:hAnsi="Times New Roman" w:eastAsia="Times New Roman" w:cs="Times New Roman"/>
+                <w:b w:val="0"/>
+                <w:sz w:val="22"/>
               </w:rPr>
             </w:r>
           </w:p>
@@ -1318,22 +1993,31 @@
     </w:tbl>
     <w:p/>
     <w:p>
+      <w:pPr>
+        <w:spacing w:line="360" w:lineRule="auto" w:before="0" w:after="0"/>
+        <w:ind w:firstLine="709"/>
+        <w:jc w:val="both"/>
+      </w:pPr>
       <w:r>
         <w:rPr>
+          <w:rFonts w:ascii="Times New Roman" w:hAnsi="Times New Roman" w:eastAsia="Times New Roman" w:cs="Times New Roman"/>
           <w:b/>
-          <w:sz w:val="24"/>
+          <w:sz w:val="28"/>
         </w:rPr>
         <w:t>Скриншоты выполнения работы</w:t>
       </w:r>
     </w:p>
     <w:p>
       <w:pPr>
+        <w:spacing w:line="360" w:lineRule="auto" w:before="0" w:after="0"/>
+        <w:ind w:firstLine="0"/>
         <w:jc w:val="center"/>
       </w:pPr>
       <w:r>
         <w:rPr>
+          <w:rFonts w:ascii="Times New Roman" w:hAnsi="Times New Roman" w:eastAsia="Times New Roman" w:cs="Times New Roman"/>
           <w:i/>
-          <w:sz w:val="22"/>
+          <w:sz w:val="28"/>
         </w:rPr>
         <w:t>[ Место для скриншота: структура модулей и ролей ]</w:t>
       </w:r>
@@ -1341,12 +2025,15 @@
     <w:p/>
     <w:p>
       <w:pPr>
+        <w:spacing w:line="360" w:lineRule="auto" w:before="0" w:after="0"/>
+        <w:ind w:firstLine="0"/>
         <w:jc w:val="center"/>
       </w:pPr>
       <w:r>
         <w:rPr>
+          <w:rFonts w:ascii="Times New Roman" w:hAnsi="Times New Roman" w:eastAsia="Times New Roman" w:cs="Times New Roman"/>
           <w:i/>
-          <w:sz w:val="22"/>
+          <w:sz w:val="28"/>
         </w:rPr>
         <w:t>[ Место для скриншота: Postman collection и environment ]</w:t>
       </w:r>
@@ -1354,12 +2041,15 @@
     <w:p/>
     <w:p>
       <w:pPr>
+        <w:spacing w:line="360" w:lineRule="auto" w:before="0" w:after="0"/>
+        <w:ind w:firstLine="0"/>
         <w:jc w:val="center"/>
       </w:pPr>
       <w:r>
         <w:rPr>
+          <w:rFonts w:ascii="Times New Roman" w:hAnsi="Times New Roman" w:eastAsia="Times New Roman" w:cs="Times New Roman"/>
           <w:i/>
-          <w:sz w:val="22"/>
+          <w:sz w:val="28"/>
         </w:rPr>
         <w:t>[ Место для скриншота: успешные тесты 200 и 201 ]</w:t>
       </w:r>
@@ -1367,12 +2057,15 @@
     <w:p/>
     <w:p>
       <w:pPr>
+        <w:spacing w:line="360" w:lineRule="auto" w:before="0" w:after="0"/>
+        <w:ind w:firstLine="0"/>
         <w:jc w:val="center"/>
       </w:pPr>
       <w:r>
         <w:rPr>
+          <w:rFonts w:ascii="Times New Roman" w:hAnsi="Times New Roman" w:eastAsia="Times New Roman" w:cs="Times New Roman"/>
           <w:i/>
-          <w:sz w:val="22"/>
+          <w:sz w:val="28"/>
         </w:rPr>
         <w:t>[ Место для скриншота: 401 без токена ]</w:t>
       </w:r>
@@ -1380,12 +2073,15 @@
     <w:p/>
     <w:p>
       <w:pPr>
+        <w:spacing w:line="360" w:lineRule="auto" w:before="0" w:after="0"/>
+        <w:ind w:firstLine="0"/>
         <w:jc w:val="center"/>
       </w:pPr>
       <w:r>
         <w:rPr>
+          <w:rFonts w:ascii="Times New Roman" w:hAnsi="Times New Roman" w:eastAsia="Times New Roman" w:cs="Times New Roman"/>
           <w:i/>
-          <w:sz w:val="22"/>
+          <w:sz w:val="28"/>
         </w:rPr>
         <w:t>[ Место для скриншота: 403 для роли user ]</w:t>
       </w:r>
@@ -1393,84 +2089,132 @@
     <w:p/>
     <w:p>
       <w:pPr>
+        <w:spacing w:line="360" w:lineRule="auto" w:before="0" w:after="0"/>
+        <w:ind w:firstLine="0"/>
         <w:jc w:val="center"/>
       </w:pPr>
       <w:r>
         <w:rPr>
+          <w:rFonts w:ascii="Times New Roman" w:hAnsi="Times New Roman" w:eastAsia="Times New Roman" w:cs="Times New Roman"/>
           <w:i/>
-          <w:sz w:val="22"/>
+          <w:sz w:val="28"/>
         </w:rPr>
         <w:t>[ Место для скриншота: журнал аудита ]</w:t>
       </w:r>
     </w:p>
     <w:p/>
     <w:p>
+      <w:pPr>
+        <w:pStyle w:val="Heading1"/>
+        <w:keepNext/>
+        <w:keepLines/>
+        <w:spacing w:line="240" w:lineRule="auto" w:before="240" w:after="0"/>
+        <w:ind w:firstLine="0" w:left="0"/>
+        <w:jc w:val="both"/>
+      </w:pPr>
       <w:r>
         <w:rPr>
-          <w:b/>
-          <w:sz w:val="24"/>
+          <w:rFonts w:ascii="Times New Roman" w:hAnsi="Times New Roman" w:eastAsia="Times New Roman" w:cs="Times New Roman"/>
+          <w:b w:val="0"/>
+          <w:sz w:val="28"/>
         </w:rPr>
         <w:t>Вывод</w:t>
       </w:r>
     </w:p>
     <w:p>
+      <w:pPr>
+        <w:spacing w:line="360" w:lineRule="auto" w:before="0" w:after="0"/>
+        <w:ind w:firstLine="709"/>
+        <w:jc w:val="both"/>
+      </w:pPr>
       <w:r>
         <w:rPr>
+          <w:rFonts w:ascii="Times New Roman" w:hAnsi="Times New Roman" w:eastAsia="Times New Roman" w:cs="Times New Roman"/>
           <w:b w:val="0"/>
-          <w:sz w:val="24"/>
+          <w:sz w:val="28"/>
         </w:rPr>
         <w:t>Почему проверка роли только на экране не защищает API? Как вы доказали, что пароль не попадает в ответ и журнал? Что изменится, если добавить роль auditor с правом только читать журнал?</w:t>
       </w:r>
     </w:p>
     <w:p>
+      <w:pPr>
+        <w:spacing w:line="360" w:lineRule="auto" w:before="0" w:after="0"/>
+        <w:ind w:firstLine="709"/>
+        <w:jc w:val="both"/>
+      </w:pPr>
       <w:r>
         <w:rPr>
+          <w:rFonts w:ascii="Times New Roman" w:hAnsi="Times New Roman" w:eastAsia="Times New Roman" w:cs="Times New Roman"/>
           <w:b w:val="0"/>
-          <w:sz w:val="24"/>
+          <w:sz w:val="28"/>
         </w:rPr>
         <w:t>________________________________________________________________________</w:t>
       </w:r>
     </w:p>
     <w:p>
+      <w:pPr>
+        <w:spacing w:line="360" w:lineRule="auto" w:before="0" w:after="0"/>
+        <w:ind w:firstLine="709"/>
+        <w:jc w:val="both"/>
+      </w:pPr>
       <w:r>
         <w:rPr>
+          <w:rFonts w:ascii="Times New Roman" w:hAnsi="Times New Roman" w:eastAsia="Times New Roman" w:cs="Times New Roman"/>
           <w:b w:val="0"/>
-          <w:sz w:val="24"/>
+          <w:sz w:val="28"/>
         </w:rPr>
         <w:t>________________________________________________________________________</w:t>
       </w:r>
     </w:p>
     <w:p>
+      <w:pPr>
+        <w:spacing w:line="360" w:lineRule="auto" w:before="0" w:after="0"/>
+        <w:ind w:firstLine="709"/>
+        <w:jc w:val="both"/>
+      </w:pPr>
       <w:r>
         <w:rPr>
+          <w:rFonts w:ascii="Times New Roman" w:hAnsi="Times New Roman" w:eastAsia="Times New Roman" w:cs="Times New Roman"/>
           <w:b w:val="0"/>
-          <w:sz w:val="24"/>
+          <w:sz w:val="28"/>
         </w:rPr>
         <w:t>________________________________________________________________________</w:t>
       </w:r>
     </w:p>
     <w:p>
+      <w:pPr>
+        <w:spacing w:line="360" w:lineRule="auto" w:before="0" w:after="0"/>
+        <w:ind w:firstLine="709"/>
+        <w:jc w:val="both"/>
+      </w:pPr>
       <w:r>
         <w:rPr>
+          <w:rFonts w:ascii="Times New Roman" w:hAnsi="Times New Roman" w:eastAsia="Times New Roman" w:cs="Times New Roman"/>
           <w:b w:val="0"/>
-          <w:sz w:val="24"/>
+          <w:sz w:val="28"/>
         </w:rPr>
         <w:t>________________________________________________________________________</w:t>
       </w:r>
     </w:p>
     <w:p>
+      <w:pPr>
+        <w:spacing w:line="360" w:lineRule="auto" w:before="0" w:after="0"/>
+        <w:ind w:firstLine="709"/>
+        <w:jc w:val="both"/>
+      </w:pPr>
       <w:r>
         <w:rPr>
+          <w:rFonts w:ascii="Times New Roman" w:hAnsi="Times New Roman" w:eastAsia="Times New Roman" w:cs="Times New Roman"/>
           <w:b w:val="0"/>
-          <w:sz w:val="24"/>
+          <w:sz w:val="28"/>
         </w:rPr>
         <w:t>________________________________________________________________________</w:t>
       </w:r>
     </w:p>
     <w:p/>
     <w:sectPr>
-      <w:pgSz w:w="12240" w:h="15840"/>
-      <w:pgMar w:top="1440" w:right="1800" w:bottom="1440" w:left="1800" w:header="720" w:footer="720" w:gutter="0"/>
+      <w:pgSz w:w="11906" w:h="16838"/>
+      <w:pgMar w:top="1134" w:right="850" w:bottom="1134" w:left="1701" w:header="720" w:footer="720" w:gutter="0"/>
       <w:cols w:space="720"/>
       <w:docGrid w:linePitch="360"/>
     </w:sectPr>
@@ -1841,9 +2585,14 @@
     <w:name w:val="Normal"/>
     <w:qFormat/>
     <w:rsid w:val="00FC693F"/>
+    <w:pPr>
+      <w:spacing w:line="360" w:lineRule="auto" w:before="0" w:after="0"/>
+      <w:ind w:firstLine="709"/>
+      <w:jc w:val="both"/>
+    </w:pPr>
     <w:rPr>
-      <w:rFonts w:ascii="Times New Roman" w:hAnsi="Times New Roman"/>
-      <w:sz w:val="24"/>
+      <w:rFonts w:ascii="Times New Roman" w:hAnsi="Times New Roman" w:eastAsia="Times New Roman" w:cs="Times New Roman"/>
+      <w:sz w:val="28"/>
     </w:rPr>
   </w:style>
   <w:style w:type="paragraph" w:styleId="Header">
@@ -1901,12 +2650,14 @@
     <w:pPr>
       <w:keepNext/>
       <w:keepLines/>
-      <w:spacing w:before="480" w:after="0"/>
+      <w:spacing w:before="240" w:after="0" w:line="240" w:lineRule="auto"/>
+      <w:ind w:firstLine="0" w:left="0"/>
+      <w:jc w:val="both"/>
       <w:outlineLvl w:val="0"/>
     </w:pPr>
     <w:rPr>
-      <w:rFonts w:asciiTheme="majorHAnsi" w:eastAsiaTheme="majorEastAsia" w:hAnsiTheme="majorHAnsi" w:cstheme="majorBidi"/>
-      <w:b/>
+      <w:rFonts w:asciiTheme="majorHAnsi" w:eastAsiaTheme="majorEastAsia" w:hAnsiTheme="majorHAnsi" w:cstheme="majorBidi" w:ascii="Times New Roman" w:hAnsi="Times New Roman" w:eastAsia="Times New Roman" w:cs="Times New Roman"/>
+      <w:b w:val="0"/>
       <w:bCs/>
       <w:color w:val="365F91" w:themeColor="accent1" w:themeShade="BF"/>
       <w:sz w:val="28"/>
@@ -1925,15 +2676,17 @@
     <w:pPr>
       <w:keepNext/>
       <w:keepLines/>
-      <w:spacing w:before="200" w:after="0"/>
+      <w:spacing w:before="40" w:after="0" w:line="240" w:lineRule="auto"/>
+      <w:ind w:firstLine="0" w:left="0"/>
+      <w:jc w:val="left"/>
       <w:outlineLvl w:val="1"/>
     </w:pPr>
     <w:rPr>
-      <w:rFonts w:asciiTheme="majorHAnsi" w:eastAsiaTheme="majorEastAsia" w:hAnsiTheme="majorHAnsi" w:cstheme="majorBidi"/>
+      <w:rFonts w:asciiTheme="majorHAnsi" w:eastAsiaTheme="majorEastAsia" w:hAnsiTheme="majorHAnsi" w:cstheme="majorBidi" w:ascii="Times New Roman" w:hAnsi="Times New Roman" w:eastAsia="Times New Roman" w:cs="Times New Roman"/>
       <w:b/>
       <w:bCs/>
       <w:color w:val="4F81BD" w:themeColor="accent1"/>
-      <w:sz w:val="26"/>
+      <w:sz w:val="28"/>
       <w:szCs w:val="26"/>
     </w:rPr>
   </w:style>
@@ -2263,9 +3016,14 @@
     <w:qFormat/>
     <w:rsid w:val="00FC693F"/>
     <w:pPr>
-      <w:ind w:left="720"/>
+      <w:spacing w:line="360" w:lineRule="auto" w:before="0" w:after="0"/>
+      <w:ind w:left="709" w:firstLine="0"/>
       <w:contextualSpacing/>
     </w:pPr>
+    <w:rPr>
+      <w:rFonts w:ascii="Times New Roman" w:hAnsi="Times New Roman" w:eastAsia="Times New Roman" w:cs="Times New Roman"/>
+      <w:sz w:val="28"/>
+    </w:rPr>
   </w:style>
   <w:style w:type="paragraph" w:styleId="BodyText">
     <w:name w:val="Body Text"/>

--- a/courses/4/uifis/reports/UIFIS_practice-17_report-template.docx
+++ b/courses/4/uifis/reports/UIFIS_practice-17_report-template.docx
@@ -12,6 +12,7 @@
         <w:rPr>
           <w:rFonts w:ascii="Times New Roman" w:hAnsi="Times New Roman" w:eastAsia="Times New Roman" w:cs="Times New Roman"/>
           <w:b/>
+          <w:color w:val="000000"/>
           <w:sz w:val="28"/>
         </w:rPr>
         <w:t>Устройство и функционирование информационной системы (МДК.06.03)</w:t>
@@ -27,6 +28,7 @@
         <w:rPr>
           <w:rFonts w:ascii="Times New Roman" w:hAnsi="Times New Roman" w:eastAsia="Times New Roman" w:cs="Times New Roman"/>
           <w:b/>
+          <w:color w:val="000000"/>
           <w:sz w:val="28"/>
         </w:rPr>
         <w:t>Отчёт по практической работе 17</w:t>
@@ -42,6 +44,7 @@
         <w:rPr>
           <w:rFonts w:ascii="Times New Roman" w:hAnsi="Times New Roman" w:eastAsia="Times New Roman" w:cs="Times New Roman"/>
           <w:b w:val="0"/>
+          <w:color w:val="000000"/>
           <w:sz w:val="28"/>
         </w:rPr>
         <w:t>Тема: Модули ИС и безопасность; API и Postman</w:t>
@@ -58,6 +61,7 @@
         <w:rPr>
           <w:rFonts w:ascii="Times New Roman" w:hAnsi="Times New Roman" w:eastAsia="Times New Roman" w:cs="Times New Roman"/>
           <w:b w:val="0"/>
+          <w:color w:val="000000"/>
           <w:sz w:val="28"/>
         </w:rPr>
         <w:t>ФИО студента: ______________________________________</w:t>
@@ -73,6 +77,7 @@
         <w:rPr>
           <w:rFonts w:ascii="Times New Roman" w:hAnsi="Times New Roman" w:eastAsia="Times New Roman" w:cs="Times New Roman"/>
           <w:b w:val="0"/>
+          <w:color w:val="000000"/>
           <w:sz w:val="28"/>
         </w:rPr>
         <w:t>Группа: ______________________  Дата: _______________</w:t>
@@ -84,14 +89,16 @@
         <w:pStyle w:val="Heading1"/>
         <w:keepNext/>
         <w:keepLines/>
+        <w:pageBreakBefore/>
         <w:spacing w:line="240" w:lineRule="auto" w:before="240" w:after="0"/>
-        <w:ind w:firstLine="0" w:left="0"/>
+        <w:ind w:left="0" w:firstLine="0"/>
         <w:jc w:val="both"/>
       </w:pPr>
       <w:r>
         <w:rPr>
           <w:rFonts w:ascii="Times New Roman" w:hAnsi="Times New Roman" w:eastAsia="Times New Roman" w:cs="Times New Roman"/>
           <w:b w:val="0"/>
+          <w:color w:val="000000"/>
           <w:sz w:val="28"/>
         </w:rPr>
         <w:t>Цель работы</w:t>
@@ -107,6 +114,7 @@
         <w:rPr>
           <w:rFonts w:ascii="Times New Roman" w:hAnsi="Times New Roman" w:eastAsia="Times New Roman" w:cs="Times New Roman"/>
           <w:b w:val="0"/>
+          <w:color w:val="000000"/>
           <w:sz w:val="28"/>
         </w:rPr>
         <w:t>Собрать учебный модуль пользователей с ролями и проверкой прав, поднять его как API, проверить запросы в Postman и доказать, что чужой пользователь не получает доступ к запрещённой операции.</w:t>
@@ -119,13 +127,14 @@
         <w:keepNext/>
         <w:keepLines/>
         <w:spacing w:line="240" w:lineRule="auto" w:before="240" w:after="0"/>
-        <w:ind w:firstLine="0" w:left="0"/>
+        <w:ind w:left="0" w:firstLine="0"/>
         <w:jc w:val="both"/>
       </w:pPr>
       <w:r>
         <w:rPr>
           <w:rFonts w:ascii="Times New Roman" w:hAnsi="Times New Roman" w:eastAsia="Times New Roman" w:cs="Times New Roman"/>
           <w:b w:val="0"/>
+          <w:color w:val="000000"/>
           <w:sz w:val="28"/>
         </w:rPr>
         <w:t>Ход работы</w:t>
@@ -141,6 +150,7 @@
         <w:rPr>
           <w:rFonts w:ascii="Times New Roman" w:hAnsi="Times New Roman" w:eastAsia="Times New Roman" w:cs="Times New Roman"/>
           <w:b/>
+          <w:color w:val="000000"/>
           <w:sz w:val="28"/>
         </w:rPr>
         <w:t>Модули и права</w:t>
@@ -174,6 +184,7 @@
               <w:rPr>
                 <w:rFonts w:ascii="Times New Roman" w:hAnsi="Times New Roman" w:eastAsia="Times New Roman" w:cs="Times New Roman"/>
                 <w:b/>
+                <w:color w:val="000000"/>
                 <w:sz w:val="22"/>
               </w:rPr>
               <w:t>Модуль</w:t>
@@ -194,6 +205,7 @@
               <w:rPr>
                 <w:rFonts w:ascii="Times New Roman" w:hAnsi="Times New Roman" w:eastAsia="Times New Roman" w:cs="Times New Roman"/>
                 <w:b/>
+                <w:color w:val="000000"/>
                 <w:sz w:val="22"/>
               </w:rPr>
               <w:t>Роль</w:t>
@@ -214,6 +226,7 @@
               <w:rPr>
                 <w:rFonts w:ascii="Times New Roman" w:hAnsi="Times New Roman" w:eastAsia="Times New Roman" w:cs="Times New Roman"/>
                 <w:b/>
+                <w:color w:val="000000"/>
                 <w:sz w:val="22"/>
               </w:rPr>
               <w:t>Разрешённые операции</w:t>
@@ -234,6 +247,7 @@
               <w:rPr>
                 <w:rFonts w:ascii="Times New Roman" w:hAnsi="Times New Roman" w:eastAsia="Times New Roman" w:cs="Times New Roman"/>
                 <w:b/>
+                <w:color w:val="000000"/>
                 <w:sz w:val="22"/>
               </w:rPr>
               <w:t>Запрещено</w:t>
@@ -256,6 +270,7 @@
               <w:rPr>
                 <w:rFonts w:ascii="Times New Roman" w:hAnsi="Times New Roman" w:eastAsia="Times New Roman" w:cs="Times New Roman"/>
                 <w:b w:val="0"/>
+                <w:color w:val="000000"/>
                 <w:sz w:val="22"/>
               </w:rPr>
               <w:t>Пользователи</w:t>
@@ -276,6 +291,7 @@
               <w:rPr>
                 <w:rFonts w:ascii="Times New Roman" w:hAnsi="Times New Roman" w:eastAsia="Times New Roman" w:cs="Times New Roman"/>
                 <w:b w:val="0"/>
+                <w:color w:val="000000"/>
                 <w:sz w:val="22"/>
               </w:rPr>
               <w:t>admin</w:t>
@@ -296,6 +312,7 @@
               <w:rPr>
                 <w:rFonts w:ascii="Times New Roman" w:hAnsi="Times New Roman" w:eastAsia="Times New Roman" w:cs="Times New Roman"/>
                 <w:b w:val="0"/>
+                <w:color w:val="000000"/>
                 <w:sz w:val="22"/>
               </w:rPr>
               <w:t>создать, изменить, заблокировать</w:t>
@@ -316,6 +333,7 @@
               <w:rPr>
                 <w:rFonts w:ascii="Times New Roman" w:hAnsi="Times New Roman" w:eastAsia="Times New Roman" w:cs="Times New Roman"/>
                 <w:b w:val="0"/>
+                <w:color w:val="000000"/>
                 <w:sz w:val="22"/>
               </w:rPr>
               <w:t>видеть пароль</w:t>
@@ -338,6 +356,7 @@
               <w:rPr>
                 <w:rFonts w:ascii="Times New Roman" w:hAnsi="Times New Roman" w:eastAsia="Times New Roman" w:cs="Times New Roman"/>
                 <w:b w:val="0"/>
+                <w:color w:val="000000"/>
                 <w:sz w:val="22"/>
               </w:rPr>
               <w:t>Пользователи</w:t>
@@ -358,6 +377,7 @@
               <w:rPr>
                 <w:rFonts w:ascii="Times New Roman" w:hAnsi="Times New Roman" w:eastAsia="Times New Roman" w:cs="Times New Roman"/>
                 <w:b w:val="0"/>
+                <w:color w:val="000000"/>
                 <w:sz w:val="22"/>
               </w:rPr>
               <w:t>manager</w:t>
@@ -378,6 +398,7 @@
               <w:rPr>
                 <w:rFonts w:ascii="Times New Roman" w:hAnsi="Times New Roman" w:eastAsia="Times New Roman" w:cs="Times New Roman"/>
                 <w:b w:val="0"/>
+                <w:color w:val="000000"/>
                 <w:sz w:val="22"/>
               </w:rPr>
               <w:t>читать список, менять статус</w:t>
@@ -398,6 +419,7 @@
               <w:rPr>
                 <w:rFonts w:ascii="Times New Roman" w:hAnsi="Times New Roman" w:eastAsia="Times New Roman" w:cs="Times New Roman"/>
                 <w:b w:val="0"/>
+                <w:color w:val="000000"/>
                 <w:sz w:val="22"/>
               </w:rPr>
               <w:t>менять роль</w:t>
@@ -420,6 +442,7 @@
               <w:rPr>
                 <w:rFonts w:ascii="Times New Roman" w:hAnsi="Times New Roman" w:eastAsia="Times New Roman" w:cs="Times New Roman"/>
                 <w:b w:val="0"/>
+                <w:color w:val="000000"/>
                 <w:sz w:val="22"/>
               </w:rPr>
               <w:t>Заказы</w:t>
@@ -440,6 +463,7 @@
               <w:rPr>
                 <w:rFonts w:ascii="Times New Roman" w:hAnsi="Times New Roman" w:eastAsia="Times New Roman" w:cs="Times New Roman"/>
                 <w:b w:val="0"/>
+                <w:color w:val="000000"/>
                 <w:sz w:val="22"/>
               </w:rPr>
               <w:t>manager</w:t>
@@ -460,6 +484,7 @@
               <w:rPr>
                 <w:rFonts w:ascii="Times New Roman" w:hAnsi="Times New Roman" w:eastAsia="Times New Roman" w:cs="Times New Roman"/>
                 <w:b w:val="0"/>
+                <w:color w:val="000000"/>
                 <w:sz w:val="22"/>
               </w:rPr>
               <w:t>создать, читать свои</w:t>
@@ -480,6 +505,7 @@
               <w:rPr>
                 <w:rFonts w:ascii="Times New Roman" w:hAnsi="Times New Roman" w:eastAsia="Times New Roman" w:cs="Times New Roman"/>
                 <w:b w:val="0"/>
+                <w:color w:val="000000"/>
                 <w:sz w:val="22"/>
               </w:rPr>
               <w:t>удалять чужие</w:t>
@@ -502,6 +528,7 @@
               <w:rPr>
                 <w:rFonts w:ascii="Times New Roman" w:hAnsi="Times New Roman" w:eastAsia="Times New Roman" w:cs="Times New Roman"/>
                 <w:b w:val="0"/>
+                <w:color w:val="000000"/>
                 <w:sz w:val="22"/>
               </w:rPr>
               <w:t>Заказы</w:t>
@@ -522,6 +549,7 @@
               <w:rPr>
                 <w:rFonts w:ascii="Times New Roman" w:hAnsi="Times New Roman" w:eastAsia="Times New Roman" w:cs="Times New Roman"/>
                 <w:b w:val="0"/>
+                <w:color w:val="000000"/>
                 <w:sz w:val="22"/>
               </w:rPr>
               <w:t>user</w:t>
@@ -542,6 +570,7 @@
               <w:rPr>
                 <w:rFonts w:ascii="Times New Roman" w:hAnsi="Times New Roman" w:eastAsia="Times New Roman" w:cs="Times New Roman"/>
                 <w:b w:val="0"/>
+                <w:color w:val="000000"/>
                 <w:sz w:val="22"/>
               </w:rPr>
               <w:t>читать свои</w:t>
@@ -562,6 +591,7 @@
               <w:rPr>
                 <w:rFonts w:ascii="Times New Roman" w:hAnsi="Times New Roman" w:eastAsia="Times New Roman" w:cs="Times New Roman"/>
                 <w:b w:val="0"/>
+                <w:color w:val="000000"/>
                 <w:sz w:val="22"/>
               </w:rPr>
               <w:t>менять статус</w:t>
@@ -584,6 +614,7 @@
               <w:rPr>
                 <w:rFonts w:ascii="Times New Roman" w:hAnsi="Times New Roman" w:eastAsia="Times New Roman" w:cs="Times New Roman"/>
                 <w:b w:val="0"/>
+                <w:color w:val="000000"/>
                 <w:sz w:val="22"/>
               </w:rPr>
               <w:t>Аудит</w:t>
@@ -604,6 +635,7 @@
               <w:rPr>
                 <w:rFonts w:ascii="Times New Roman" w:hAnsi="Times New Roman" w:eastAsia="Times New Roman" w:cs="Times New Roman"/>
                 <w:b w:val="0"/>
+                <w:color w:val="000000"/>
                 <w:sz w:val="22"/>
               </w:rPr>
               <w:t>admin</w:t>
@@ -624,6 +656,7 @@
               <w:rPr>
                 <w:rFonts w:ascii="Times New Roman" w:hAnsi="Times New Roman" w:eastAsia="Times New Roman" w:cs="Times New Roman"/>
                 <w:b w:val="0"/>
+                <w:color w:val="000000"/>
                 <w:sz w:val="22"/>
               </w:rPr>
               <w:t>читать журнал</w:t>
@@ -644,6 +677,7 @@
               <w:rPr>
                 <w:rFonts w:ascii="Times New Roman" w:hAnsi="Times New Roman" w:eastAsia="Times New Roman" w:cs="Times New Roman"/>
                 <w:b w:val="0"/>
+                <w:color w:val="000000"/>
                 <w:sz w:val="22"/>
               </w:rPr>
               <w:t>удалять записи</w:t>
@@ -663,6 +697,7 @@
         <w:rPr>
           <w:rFonts w:ascii="Times New Roman" w:hAnsi="Times New Roman" w:eastAsia="Times New Roman" w:cs="Times New Roman"/>
           <w:b/>
+          <w:color w:val="000000"/>
           <w:sz w:val="28"/>
         </w:rPr>
         <w:t>Проверки API</w:t>
@@ -695,6 +730,7 @@
               <w:rPr>
                 <w:rFonts w:ascii="Times New Roman" w:hAnsi="Times New Roman" w:eastAsia="Times New Roman" w:cs="Times New Roman"/>
                 <w:b/>
+                <w:color w:val="000000"/>
                 <w:sz w:val="22"/>
               </w:rPr>
               <w:t>Запрос</w:t>
@@ -715,6 +751,7 @@
               <w:rPr>
                 <w:rFonts w:ascii="Times New Roman" w:hAnsi="Times New Roman" w:eastAsia="Times New Roman" w:cs="Times New Roman"/>
                 <w:b/>
+                <w:color w:val="000000"/>
                 <w:sz w:val="22"/>
               </w:rPr>
               <w:t>Ожидание</w:t>
@@ -735,6 +772,7 @@
               <w:rPr>
                 <w:rFonts w:ascii="Times New Roman" w:hAnsi="Times New Roman" w:eastAsia="Times New Roman" w:cs="Times New Roman"/>
                 <w:b/>
+                <w:color w:val="000000"/>
                 <w:sz w:val="22"/>
               </w:rPr>
               <w:t>Факт</w:t>
@@ -757,6 +795,7 @@
               <w:rPr>
                 <w:rFonts w:ascii="Times New Roman" w:hAnsi="Times New Roman" w:eastAsia="Times New Roman" w:cs="Times New Roman"/>
                 <w:b w:val="0"/>
+                <w:color w:val="000000"/>
                 <w:sz w:val="22"/>
               </w:rPr>
               <w:t>GET /health.json</w:t>
@@ -777,6 +816,7 @@
               <w:rPr>
                 <w:rFonts w:ascii="Times New Roman" w:hAnsi="Times New Roman" w:eastAsia="Times New Roman" w:cs="Times New Roman"/>
                 <w:b w:val="0"/>
+                <w:color w:val="000000"/>
                 <w:sz w:val="22"/>
               </w:rPr>
               <w:t>200, status ok</w:t>
@@ -797,6 +837,7 @@
               <w:rPr>
                 <w:rFonts w:ascii="Times New Roman" w:hAnsi="Times New Roman" w:eastAsia="Times New Roman" w:cs="Times New Roman"/>
                 <w:b w:val="0"/>
+                <w:color w:val="000000"/>
                 <w:sz w:val="22"/>
               </w:rPr>
             </w:r>
@@ -818,6 +859,7 @@
               <w:rPr>
                 <w:rFonts w:ascii="Times New Roman" w:hAnsi="Times New Roman" w:eastAsia="Times New Roman" w:cs="Times New Roman"/>
                 <w:b w:val="0"/>
+                <w:color w:val="000000"/>
                 <w:sz w:val="22"/>
               </w:rPr>
               <w:t>GET /api/users</w:t>
@@ -838,6 +880,7 @@
               <w:rPr>
                 <w:rFonts w:ascii="Times New Roman" w:hAnsi="Times New Roman" w:eastAsia="Times New Roman" w:cs="Times New Roman"/>
                 <w:b w:val="0"/>
+                <w:color w:val="000000"/>
                 <w:sz w:val="22"/>
               </w:rPr>
               <w:t>200, список без password</w:t>
@@ -858,6 +901,7 @@
               <w:rPr>
                 <w:rFonts w:ascii="Times New Roman" w:hAnsi="Times New Roman" w:eastAsia="Times New Roman" w:cs="Times New Roman"/>
                 <w:b w:val="0"/>
+                <w:color w:val="000000"/>
                 <w:sz w:val="22"/>
               </w:rPr>
             </w:r>
@@ -879,6 +923,7 @@
               <w:rPr>
                 <w:rFonts w:ascii="Times New Roman" w:hAnsi="Times New Roman" w:eastAsia="Times New Roman" w:cs="Times New Roman"/>
                 <w:b w:val="0"/>
+                <w:color w:val="000000"/>
                 <w:sz w:val="22"/>
               </w:rPr>
               <w:t>POST /api/users</w:t>
@@ -899,6 +944,7 @@
               <w:rPr>
                 <w:rFonts w:ascii="Times New Roman" w:hAnsi="Times New Roman" w:eastAsia="Times New Roman" w:cs="Times New Roman"/>
                 <w:b w:val="0"/>
+                <w:color w:val="000000"/>
                 <w:sz w:val="22"/>
               </w:rPr>
               <w:t>201, Location</w:t>
@@ -919,6 +965,7 @@
               <w:rPr>
                 <w:rFonts w:ascii="Times New Roman" w:hAnsi="Times New Roman" w:eastAsia="Times New Roman" w:cs="Times New Roman"/>
                 <w:b w:val="0"/>
+                <w:color w:val="000000"/>
                 <w:sz w:val="22"/>
               </w:rPr>
             </w:r>
@@ -940,6 +987,7 @@
               <w:rPr>
                 <w:rFonts w:ascii="Times New Roman" w:hAnsi="Times New Roman" w:eastAsia="Times New Roman" w:cs="Times New Roman"/>
                 <w:b w:val="0"/>
+                <w:color w:val="000000"/>
                 <w:sz w:val="22"/>
               </w:rPr>
               <w:t>POST /api/users с дублем email</w:t>
@@ -960,6 +1008,7 @@
               <w:rPr>
                 <w:rFonts w:ascii="Times New Roman" w:hAnsi="Times New Roman" w:eastAsia="Times New Roman" w:cs="Times New Roman"/>
                 <w:b w:val="0"/>
+                <w:color w:val="000000"/>
                 <w:sz w:val="22"/>
               </w:rPr>
               <w:t>400, field email</w:t>
@@ -980,6 +1029,7 @@
               <w:rPr>
                 <w:rFonts w:ascii="Times New Roman" w:hAnsi="Times New Roman" w:eastAsia="Times New Roman" w:cs="Times New Roman"/>
                 <w:b w:val="0"/>
+                <w:color w:val="000000"/>
                 <w:sz w:val="22"/>
               </w:rPr>
             </w:r>
@@ -1001,6 +1051,7 @@
               <w:rPr>
                 <w:rFonts w:ascii="Times New Roman" w:hAnsi="Times New Roman" w:eastAsia="Times New Roman" w:cs="Times New Roman"/>
                 <w:b w:val="0"/>
+                <w:color w:val="000000"/>
                 <w:sz w:val="22"/>
               </w:rPr>
               <w:t>GET /api/users/999</w:t>
@@ -1021,6 +1072,7 @@
               <w:rPr>
                 <w:rFonts w:ascii="Times New Roman" w:hAnsi="Times New Roman" w:eastAsia="Times New Roman" w:cs="Times New Roman"/>
                 <w:b w:val="0"/>
+                <w:color w:val="000000"/>
                 <w:sz w:val="22"/>
               </w:rPr>
               <w:t>404, error</w:t>
@@ -1041,6 +1093,7 @@
               <w:rPr>
                 <w:rFonts w:ascii="Times New Roman" w:hAnsi="Times New Roman" w:eastAsia="Times New Roman" w:cs="Times New Roman"/>
                 <w:b w:val="0"/>
+                <w:color w:val="000000"/>
                 <w:sz w:val="22"/>
               </w:rPr>
             </w:r>
@@ -1062,6 +1115,7 @@
               <w:rPr>
                 <w:rFonts w:ascii="Times New Roman" w:hAnsi="Times New Roman" w:eastAsia="Times New Roman" w:cs="Times New Roman"/>
                 <w:b w:val="0"/>
+                <w:color w:val="000000"/>
                 <w:sz w:val="22"/>
               </w:rPr>
               <w:t>GET /api/users без токена</w:t>
@@ -1082,6 +1136,7 @@
               <w:rPr>
                 <w:rFonts w:ascii="Times New Roman" w:hAnsi="Times New Roman" w:eastAsia="Times New Roman" w:cs="Times New Roman"/>
                 <w:b w:val="0"/>
+                <w:color w:val="000000"/>
                 <w:sz w:val="22"/>
               </w:rPr>
               <w:t>401, error</w:t>
@@ -1102,6 +1157,7 @@
               <w:rPr>
                 <w:rFonts w:ascii="Times New Roman" w:hAnsi="Times New Roman" w:eastAsia="Times New Roman" w:cs="Times New Roman"/>
                 <w:b w:val="0"/>
+                <w:color w:val="000000"/>
                 <w:sz w:val="22"/>
               </w:rPr>
             </w:r>
@@ -1123,6 +1179,7 @@
               <w:rPr>
                 <w:rFonts w:ascii="Times New Roman" w:hAnsi="Times New Roman" w:eastAsia="Times New Roman" w:cs="Times New Roman"/>
                 <w:b w:val="0"/>
+                <w:color w:val="000000"/>
                 <w:sz w:val="22"/>
               </w:rPr>
               <w:t>GET /api/users с ролью user</w:t>
@@ -1143,6 +1200,7 @@
               <w:rPr>
                 <w:rFonts w:ascii="Times New Roman" w:hAnsi="Times New Roman" w:eastAsia="Times New Roman" w:cs="Times New Roman"/>
                 <w:b w:val="0"/>
+                <w:color w:val="000000"/>
                 <w:sz w:val="22"/>
               </w:rPr>
               <w:t>403, error</w:t>
@@ -1163,6 +1221,7 @@
               <w:rPr>
                 <w:rFonts w:ascii="Times New Roman" w:hAnsi="Times New Roman" w:eastAsia="Times New Roman" w:cs="Times New Roman"/>
                 <w:b w:val="0"/>
+                <w:color w:val="000000"/>
                 <w:sz w:val="22"/>
               </w:rPr>
             </w:r>
@@ -1184,6 +1243,7 @@
               <w:rPr>
                 <w:rFonts w:ascii="Times New Roman" w:hAnsi="Times New Roman" w:eastAsia="Times New Roman" w:cs="Times New Roman"/>
                 <w:b w:val="0"/>
+                <w:color w:val="000000"/>
                 <w:sz w:val="22"/>
               </w:rPr>
               <w:t>GET /api/error</w:t>
@@ -1204,6 +1264,7 @@
               <w:rPr>
                 <w:rFonts w:ascii="Times New Roman" w:hAnsi="Times New Roman" w:eastAsia="Times New Roman" w:cs="Times New Roman"/>
                 <w:b w:val="0"/>
+                <w:color w:val="000000"/>
                 <w:sz w:val="22"/>
               </w:rPr>
               <w:t>500, error</w:t>
@@ -1224,6 +1285,7 @@
               <w:rPr>
                 <w:rFonts w:ascii="Times New Roman" w:hAnsi="Times New Roman" w:eastAsia="Times New Roman" w:cs="Times New Roman"/>
                 <w:b w:val="0"/>
+                <w:color w:val="000000"/>
                 <w:sz w:val="22"/>
               </w:rPr>
             </w:r>
@@ -1242,6 +1304,7 @@
         <w:rPr>
           <w:rFonts w:ascii="Times New Roman" w:hAnsi="Times New Roman" w:eastAsia="Times New Roman" w:cs="Times New Roman"/>
           <w:b/>
+          <w:color w:val="000000"/>
           <w:sz w:val="28"/>
         </w:rPr>
         <w:t>Тесты Postman</w:t>
@@ -1275,6 +1338,7 @@
               <w:rPr>
                 <w:rFonts w:ascii="Times New Roman" w:hAnsi="Times New Roman" w:eastAsia="Times New Roman" w:cs="Times New Roman"/>
                 <w:b/>
+                <w:color w:val="000000"/>
                 <w:sz w:val="22"/>
               </w:rPr>
               <w:t>Тест</w:t>
@@ -1295,6 +1359,7 @@
               <w:rPr>
                 <w:rFonts w:ascii="Times New Roman" w:hAnsi="Times New Roman" w:eastAsia="Times New Roman" w:cs="Times New Roman"/>
                 <w:b/>
+                <w:color w:val="000000"/>
                 <w:sz w:val="22"/>
               </w:rPr>
               <w:t>Код</w:t>
@@ -1315,6 +1380,7 @@
               <w:rPr>
                 <w:rFonts w:ascii="Times New Roman" w:hAnsi="Times New Roman" w:eastAsia="Times New Roman" w:cs="Times New Roman"/>
                 <w:b/>
+                <w:color w:val="000000"/>
                 <w:sz w:val="22"/>
               </w:rPr>
               <w:t>Проверка тела</w:t>
@@ -1335,6 +1401,7 @@
               <w:rPr>
                 <w:rFonts w:ascii="Times New Roman" w:hAnsi="Times New Roman" w:eastAsia="Times New Roman" w:cs="Times New Roman"/>
                 <w:b/>
+                <w:color w:val="000000"/>
                 <w:sz w:val="22"/>
               </w:rPr>
               <w:t>Статус</w:t>
@@ -1357,6 +1424,7 @@
               <w:rPr>
                 <w:rFonts w:ascii="Times New Roman" w:hAnsi="Times New Roman" w:eastAsia="Times New Roman" w:cs="Times New Roman"/>
                 <w:b w:val="0"/>
+                <w:color w:val="000000"/>
                 <w:sz w:val="22"/>
               </w:rPr>
               <w:t>Health</w:t>
@@ -1377,6 +1445,7 @@
               <w:rPr>
                 <w:rFonts w:ascii="Times New Roman" w:hAnsi="Times New Roman" w:eastAsia="Times New Roman" w:cs="Times New Roman"/>
                 <w:b w:val="0"/>
+                <w:color w:val="000000"/>
                 <w:sz w:val="22"/>
               </w:rPr>
               <w:t>200</w:t>
@@ -1397,6 +1466,7 @@
               <w:rPr>
                 <w:rFonts w:ascii="Times New Roman" w:hAnsi="Times New Roman" w:eastAsia="Times New Roman" w:cs="Times New Roman"/>
                 <w:b w:val="0"/>
+                <w:color w:val="000000"/>
                 <w:sz w:val="22"/>
               </w:rPr>
               <w:t>status = ok</w:t>
@@ -1417,6 +1487,7 @@
               <w:rPr>
                 <w:rFonts w:ascii="Times New Roman" w:hAnsi="Times New Roman" w:eastAsia="Times New Roman" w:cs="Times New Roman"/>
                 <w:b w:val="0"/>
+                <w:color w:val="000000"/>
                 <w:sz w:val="22"/>
               </w:rPr>
             </w:r>
@@ -1438,6 +1509,7 @@
               <w:rPr>
                 <w:rFonts w:ascii="Times New Roman" w:hAnsi="Times New Roman" w:eastAsia="Times New Roman" w:cs="Times New Roman"/>
                 <w:b w:val="0"/>
+                <w:color w:val="000000"/>
                 <w:sz w:val="22"/>
               </w:rPr>
               <w:t>List</w:t>
@@ -1458,6 +1530,7 @@
               <w:rPr>
                 <w:rFonts w:ascii="Times New Roman" w:hAnsi="Times New Roman" w:eastAsia="Times New Roman" w:cs="Times New Roman"/>
                 <w:b w:val="0"/>
+                <w:color w:val="000000"/>
                 <w:sz w:val="22"/>
               </w:rPr>
               <w:t>200</w:t>
@@ -1478,6 +1551,7 @@
               <w:rPr>
                 <w:rFonts w:ascii="Times New Roman" w:hAnsi="Times New Roman" w:eastAsia="Times New Roman" w:cs="Times New Roman"/>
                 <w:b w:val="0"/>
+                <w:color w:val="000000"/>
                 <w:sz w:val="22"/>
               </w:rPr>
               <w:t>items, count, нет password</w:t>
@@ -1498,6 +1572,7 @@
               <w:rPr>
                 <w:rFonts w:ascii="Times New Roman" w:hAnsi="Times New Roman" w:eastAsia="Times New Roman" w:cs="Times New Roman"/>
                 <w:b w:val="0"/>
+                <w:color w:val="000000"/>
                 <w:sz w:val="22"/>
               </w:rPr>
             </w:r>
@@ -1519,6 +1594,7 @@
               <w:rPr>
                 <w:rFonts w:ascii="Times New Roman" w:hAnsi="Times New Roman" w:eastAsia="Times New Roman" w:cs="Times New Roman"/>
                 <w:b w:val="0"/>
+                <w:color w:val="000000"/>
                 <w:sz w:val="22"/>
               </w:rPr>
               <w:t>Create</w:t>
@@ -1539,6 +1615,7 @@
               <w:rPr>
                 <w:rFonts w:ascii="Times New Roman" w:hAnsi="Times New Roman" w:eastAsia="Times New Roman" w:cs="Times New Roman"/>
                 <w:b w:val="0"/>
+                <w:color w:val="000000"/>
                 <w:sz w:val="22"/>
               </w:rPr>
               <w:t>201</w:t>
@@ -1559,6 +1636,7 @@
               <w:rPr>
                 <w:rFonts w:ascii="Times New Roman" w:hAnsi="Times New Roman" w:eastAsia="Times New Roman" w:cs="Times New Roman"/>
                 <w:b w:val="0"/>
+                <w:color w:val="000000"/>
                 <w:sz w:val="22"/>
               </w:rPr>
               <w:t>id, Location</w:t>
@@ -1579,6 +1657,7 @@
               <w:rPr>
                 <w:rFonts w:ascii="Times New Roman" w:hAnsi="Times New Roman" w:eastAsia="Times New Roman" w:cs="Times New Roman"/>
                 <w:b w:val="0"/>
+                <w:color w:val="000000"/>
                 <w:sz w:val="22"/>
               </w:rPr>
             </w:r>
@@ -1600,6 +1679,7 @@
               <w:rPr>
                 <w:rFonts w:ascii="Times New Roman" w:hAnsi="Times New Roman" w:eastAsia="Times New Roman" w:cs="Times New Roman"/>
                 <w:b w:val="0"/>
+                <w:color w:val="000000"/>
                 <w:sz w:val="22"/>
               </w:rPr>
               <w:t>Duplicate</w:t>
@@ -1620,6 +1700,7 @@
               <w:rPr>
                 <w:rFonts w:ascii="Times New Roman" w:hAnsi="Times New Roman" w:eastAsia="Times New Roman" w:cs="Times New Roman"/>
                 <w:b w:val="0"/>
+                <w:color w:val="000000"/>
                 <w:sz w:val="22"/>
               </w:rPr>
               <w:t>400</w:t>
@@ -1640,6 +1721,7 @@
               <w:rPr>
                 <w:rFonts w:ascii="Times New Roman" w:hAnsi="Times New Roman" w:eastAsia="Times New Roman" w:cs="Times New Roman"/>
                 <w:b w:val="0"/>
+                <w:color w:val="000000"/>
                 <w:sz w:val="22"/>
               </w:rPr>
               <w:t>field = email</w:t>
@@ -1660,6 +1742,7 @@
               <w:rPr>
                 <w:rFonts w:ascii="Times New Roman" w:hAnsi="Times New Roman" w:eastAsia="Times New Roman" w:cs="Times New Roman"/>
                 <w:b w:val="0"/>
+                <w:color w:val="000000"/>
                 <w:sz w:val="22"/>
               </w:rPr>
             </w:r>
@@ -1681,6 +1764,7 @@
               <w:rPr>
                 <w:rFonts w:ascii="Times New Roman" w:hAnsi="Times New Roman" w:eastAsia="Times New Roman" w:cs="Times New Roman"/>
                 <w:b w:val="0"/>
+                <w:color w:val="000000"/>
                 <w:sz w:val="22"/>
               </w:rPr>
               <w:t>Missing</w:t>
@@ -1701,6 +1785,7 @@
               <w:rPr>
                 <w:rFonts w:ascii="Times New Roman" w:hAnsi="Times New Roman" w:eastAsia="Times New Roman" w:cs="Times New Roman"/>
                 <w:b w:val="0"/>
+                <w:color w:val="000000"/>
                 <w:sz w:val="22"/>
               </w:rPr>
               <w:t>404</w:t>
@@ -1721,6 +1806,7 @@
               <w:rPr>
                 <w:rFonts w:ascii="Times New Roman" w:hAnsi="Times New Roman" w:eastAsia="Times New Roman" w:cs="Times New Roman"/>
                 <w:b w:val="0"/>
+                <w:color w:val="000000"/>
                 <w:sz w:val="22"/>
               </w:rPr>
               <w:t>error</w:t>
@@ -1741,6 +1827,7 @@
               <w:rPr>
                 <w:rFonts w:ascii="Times New Roman" w:hAnsi="Times New Roman" w:eastAsia="Times New Roman" w:cs="Times New Roman"/>
                 <w:b w:val="0"/>
+                <w:color w:val="000000"/>
                 <w:sz w:val="22"/>
               </w:rPr>
             </w:r>
@@ -1762,6 +1849,7 @@
               <w:rPr>
                 <w:rFonts w:ascii="Times New Roman" w:hAnsi="Times New Roman" w:eastAsia="Times New Roman" w:cs="Times New Roman"/>
                 <w:b w:val="0"/>
+                <w:color w:val="000000"/>
                 <w:sz w:val="22"/>
               </w:rPr>
               <w:t>No token</w:t>
@@ -1782,6 +1870,7 @@
               <w:rPr>
                 <w:rFonts w:ascii="Times New Roman" w:hAnsi="Times New Roman" w:eastAsia="Times New Roman" w:cs="Times New Roman"/>
                 <w:b w:val="0"/>
+                <w:color w:val="000000"/>
                 <w:sz w:val="22"/>
               </w:rPr>
               <w:t>401</w:t>
@@ -1802,6 +1891,7 @@
               <w:rPr>
                 <w:rFonts w:ascii="Times New Roman" w:hAnsi="Times New Roman" w:eastAsia="Times New Roman" w:cs="Times New Roman"/>
                 <w:b w:val="0"/>
+                <w:color w:val="000000"/>
                 <w:sz w:val="22"/>
               </w:rPr>
               <w:t>error</w:t>
@@ -1822,6 +1912,7 @@
               <w:rPr>
                 <w:rFonts w:ascii="Times New Roman" w:hAnsi="Times New Roman" w:eastAsia="Times New Roman" w:cs="Times New Roman"/>
                 <w:b w:val="0"/>
+                <w:color w:val="000000"/>
                 <w:sz w:val="22"/>
               </w:rPr>
             </w:r>
@@ -1843,6 +1934,7 @@
               <w:rPr>
                 <w:rFonts w:ascii="Times New Roman" w:hAnsi="Times New Roman" w:eastAsia="Times New Roman" w:cs="Times New Roman"/>
                 <w:b w:val="0"/>
+                <w:color w:val="000000"/>
                 <w:sz w:val="22"/>
               </w:rPr>
               <w:t>Forbidden</w:t>
@@ -1863,6 +1955,7 @@
               <w:rPr>
                 <w:rFonts w:ascii="Times New Roman" w:hAnsi="Times New Roman" w:eastAsia="Times New Roman" w:cs="Times New Roman"/>
                 <w:b w:val="0"/>
+                <w:color w:val="000000"/>
                 <w:sz w:val="22"/>
               </w:rPr>
               <w:t>403</w:t>
@@ -1883,6 +1976,7 @@
               <w:rPr>
                 <w:rFonts w:ascii="Times New Roman" w:hAnsi="Times New Roman" w:eastAsia="Times New Roman" w:cs="Times New Roman"/>
                 <w:b w:val="0"/>
+                <w:color w:val="000000"/>
                 <w:sz w:val="22"/>
               </w:rPr>
               <w:t>error</w:t>
@@ -1903,6 +1997,7 @@
               <w:rPr>
                 <w:rFonts w:ascii="Times New Roman" w:hAnsi="Times New Roman" w:eastAsia="Times New Roman" w:cs="Times New Roman"/>
                 <w:b w:val="0"/>
+                <w:color w:val="000000"/>
                 <w:sz w:val="22"/>
               </w:rPr>
             </w:r>
@@ -1924,6 +2019,7 @@
               <w:rPr>
                 <w:rFonts w:ascii="Times New Roman" w:hAnsi="Times New Roman" w:eastAsia="Times New Roman" w:cs="Times New Roman"/>
                 <w:b w:val="0"/>
+                <w:color w:val="000000"/>
                 <w:sz w:val="22"/>
               </w:rPr>
               <w:t>Server error</w:t>
@@ -1944,6 +2040,7 @@
               <w:rPr>
                 <w:rFonts w:ascii="Times New Roman" w:hAnsi="Times New Roman" w:eastAsia="Times New Roman" w:cs="Times New Roman"/>
                 <w:b w:val="0"/>
+                <w:color w:val="000000"/>
                 <w:sz w:val="22"/>
               </w:rPr>
               <w:t>500</w:t>
@@ -1964,6 +2061,7 @@
               <w:rPr>
                 <w:rFonts w:ascii="Times New Roman" w:hAnsi="Times New Roman" w:eastAsia="Times New Roman" w:cs="Times New Roman"/>
                 <w:b w:val="0"/>
+                <w:color w:val="000000"/>
                 <w:sz w:val="22"/>
               </w:rPr>
               <w:t>error</w:t>
@@ -1984,6 +2082,7 @@
               <w:rPr>
                 <w:rFonts w:ascii="Times New Roman" w:hAnsi="Times New Roman" w:eastAsia="Times New Roman" w:cs="Times New Roman"/>
                 <w:b w:val="0"/>
+                <w:color w:val="000000"/>
                 <w:sz w:val="22"/>
               </w:rPr>
             </w:r>
@@ -2002,6 +2101,7 @@
         <w:rPr>
           <w:rFonts w:ascii="Times New Roman" w:hAnsi="Times New Roman" w:eastAsia="Times New Roman" w:cs="Times New Roman"/>
           <w:b/>
+          <w:color w:val="000000"/>
           <w:sz w:val="28"/>
         </w:rPr>
         <w:t>Скриншоты выполнения работы</w:t>
@@ -2017,6 +2117,7 @@
         <w:rPr>
           <w:rFonts w:ascii="Times New Roman" w:hAnsi="Times New Roman" w:eastAsia="Times New Roman" w:cs="Times New Roman"/>
           <w:i/>
+          <w:color w:val="000000"/>
           <w:sz w:val="28"/>
         </w:rPr>
         <w:t>[ Место для скриншота: структура модулей и ролей ]</w:t>
@@ -2033,6 +2134,7 @@
         <w:rPr>
           <w:rFonts w:ascii="Times New Roman" w:hAnsi="Times New Roman" w:eastAsia="Times New Roman" w:cs="Times New Roman"/>
           <w:i/>
+          <w:color w:val="000000"/>
           <w:sz w:val="28"/>
         </w:rPr>
         <w:t>[ Место для скриншота: Postman collection и environment ]</w:t>
@@ -2049,6 +2151,7 @@
         <w:rPr>
           <w:rFonts w:ascii="Times New Roman" w:hAnsi="Times New Roman" w:eastAsia="Times New Roman" w:cs="Times New Roman"/>
           <w:i/>
+          <w:color w:val="000000"/>
           <w:sz w:val="28"/>
         </w:rPr>
         <w:t>[ Место для скриншота: успешные тесты 200 и 201 ]</w:t>
@@ -2065,6 +2168,7 @@
         <w:rPr>
           <w:rFonts w:ascii="Times New Roman" w:hAnsi="Times New Roman" w:eastAsia="Times New Roman" w:cs="Times New Roman"/>
           <w:i/>
+          <w:color w:val="000000"/>
           <w:sz w:val="28"/>
         </w:rPr>
         <w:t>[ Место для скриншота: 401 без токена ]</w:t>
@@ -2081,6 +2185,7 @@
         <w:rPr>
           <w:rFonts w:ascii="Times New Roman" w:hAnsi="Times New Roman" w:eastAsia="Times New Roman" w:cs="Times New Roman"/>
           <w:i/>
+          <w:color w:val="000000"/>
           <w:sz w:val="28"/>
         </w:rPr>
         <w:t>[ Место для скриншота: 403 для роли user ]</w:t>
@@ -2097,6 +2202,7 @@
         <w:rPr>
           <w:rFonts w:ascii="Times New Roman" w:hAnsi="Times New Roman" w:eastAsia="Times New Roman" w:cs="Times New Roman"/>
           <w:i/>
+          <w:color w:val="000000"/>
           <w:sz w:val="28"/>
         </w:rPr>
         <w:t>[ Место для скриншота: журнал аудита ]</w:t>
@@ -2109,13 +2215,14 @@
         <w:keepNext/>
         <w:keepLines/>
         <w:spacing w:line="240" w:lineRule="auto" w:before="240" w:after="0"/>
-        <w:ind w:firstLine="0" w:left="0"/>
+        <w:ind w:left="0" w:firstLine="0"/>
         <w:jc w:val="both"/>
       </w:pPr>
       <w:r>
         <w:rPr>
           <w:rFonts w:ascii="Times New Roman" w:hAnsi="Times New Roman" w:eastAsia="Times New Roman" w:cs="Times New Roman"/>
           <w:b w:val="0"/>
+          <w:color w:val="000000"/>
           <w:sz w:val="28"/>
         </w:rPr>
         <w:t>Вывод</w:t>
@@ -2131,6 +2238,7 @@
         <w:rPr>
           <w:rFonts w:ascii="Times New Roman" w:hAnsi="Times New Roman" w:eastAsia="Times New Roman" w:cs="Times New Roman"/>
           <w:b w:val="0"/>
+          <w:color w:val="000000"/>
           <w:sz w:val="28"/>
         </w:rPr>
         <w:t>Почему проверка роли только на экране не защищает API? Как вы доказали, что пароль не попадает в ответ и журнал? Что изменится, если добавить роль auditor с правом только читать журнал?</w:t>
@@ -2146,9 +2254,9 @@
         <w:rPr>
           <w:rFonts w:ascii="Times New Roman" w:hAnsi="Times New Roman" w:eastAsia="Times New Roman" w:cs="Times New Roman"/>
           <w:b w:val="0"/>
+          <w:color w:val="000000"/>
           <w:sz w:val="28"/>
         </w:rPr>
-        <w:t>________________________________________________________________________</w:t>
       </w:r>
     </w:p>
     <w:p>
@@ -2161,9 +2269,9 @@
         <w:rPr>
           <w:rFonts w:ascii="Times New Roman" w:hAnsi="Times New Roman" w:eastAsia="Times New Roman" w:cs="Times New Roman"/>
           <w:b w:val="0"/>
+          <w:color w:val="000000"/>
           <w:sz w:val="28"/>
         </w:rPr>
-        <w:t>________________________________________________________________________</w:t>
       </w:r>
     </w:p>
     <w:p>
@@ -2176,9 +2284,9 @@
         <w:rPr>
           <w:rFonts w:ascii="Times New Roman" w:hAnsi="Times New Roman" w:eastAsia="Times New Roman" w:cs="Times New Roman"/>
           <w:b w:val="0"/>
+          <w:color w:val="000000"/>
           <w:sz w:val="28"/>
         </w:rPr>
-        <w:t>________________________________________________________________________</w:t>
       </w:r>
     </w:p>
     <w:p>
@@ -2191,9 +2299,9 @@
         <w:rPr>
           <w:rFonts w:ascii="Times New Roman" w:hAnsi="Times New Roman" w:eastAsia="Times New Roman" w:cs="Times New Roman"/>
           <w:b w:val="0"/>
+          <w:color w:val="000000"/>
           <w:sz w:val="28"/>
         </w:rPr>
-        <w:t>________________________________________________________________________</w:t>
       </w:r>
     </w:p>
     <w:p>
@@ -2206,9 +2314,9 @@
         <w:rPr>
           <w:rFonts w:ascii="Times New Roman" w:hAnsi="Times New Roman" w:eastAsia="Times New Roman" w:cs="Times New Roman"/>
           <w:b w:val="0"/>
+          <w:color w:val="000000"/>
           <w:sz w:val="28"/>
         </w:rPr>
-        <w:t>________________________________________________________________________</w:t>
       </w:r>
     </w:p>
     <w:p/>
@@ -2592,6 +2700,7 @@
     </w:pPr>
     <w:rPr>
       <w:rFonts w:ascii="Times New Roman" w:hAnsi="Times New Roman" w:eastAsia="Times New Roman" w:cs="Times New Roman"/>
+      <w:color w:val="000000"/>
       <w:sz w:val="28"/>
     </w:rPr>
   </w:style>
@@ -2651,7 +2760,7 @@
       <w:keepNext/>
       <w:keepLines/>
       <w:spacing w:before="240" w:after="0" w:line="240" w:lineRule="auto"/>
-      <w:ind w:firstLine="0" w:left="0"/>
+      <w:ind w:left="0" w:firstLine="0"/>
       <w:jc w:val="both"/>
       <w:outlineLvl w:val="0"/>
     </w:pPr>
@@ -2659,7 +2768,7 @@
       <w:rFonts w:asciiTheme="majorHAnsi" w:eastAsiaTheme="majorEastAsia" w:hAnsiTheme="majorHAnsi" w:cstheme="majorBidi" w:ascii="Times New Roman" w:hAnsi="Times New Roman" w:eastAsia="Times New Roman" w:cs="Times New Roman"/>
       <w:b w:val="0"/>
       <w:bCs/>
-      <w:color w:val="365F91" w:themeColor="accent1" w:themeShade="BF"/>
+      <w:color w:val="000000"/>
       <w:sz w:val="28"/>
       <w:szCs w:val="28"/>
     </w:rPr>
@@ -2677,7 +2786,7 @@
       <w:keepNext/>
       <w:keepLines/>
       <w:spacing w:before="40" w:after="0" w:line="240" w:lineRule="auto"/>
-      <w:ind w:firstLine="0" w:left="0"/>
+      <w:ind w:left="0" w:firstLine="0"/>
       <w:jc w:val="left"/>
       <w:outlineLvl w:val="1"/>
     </w:pPr>
@@ -2685,7 +2794,7 @@
       <w:rFonts w:asciiTheme="majorHAnsi" w:eastAsiaTheme="majorEastAsia" w:hAnsiTheme="majorHAnsi" w:cstheme="majorBidi" w:ascii="Times New Roman" w:hAnsi="Times New Roman" w:eastAsia="Times New Roman" w:cs="Times New Roman"/>
       <w:b/>
       <w:bCs/>
-      <w:color w:val="4F81BD" w:themeColor="accent1"/>
+      <w:color w:val="000000"/>
       <w:sz w:val="28"/>
       <w:szCs w:val="26"/>
     </w:rPr>
@@ -3022,6 +3131,7 @@
     </w:pPr>
     <w:rPr>
       <w:rFonts w:ascii="Times New Roman" w:hAnsi="Times New Roman" w:eastAsia="Times New Roman" w:cs="Times New Roman"/>
+      <w:color w:val="000000"/>
       <w:sz w:val="28"/>
     </w:rPr>
   </w:style>
